--- a/docs/generated/Lloyds-Supplementary-Jan-2026.docx
+++ b/docs/generated/Lloyds-Supplementary-Jan-2026.docx
@@ -1379,7 +1379,7 @@
         <w:rPr>
           <w:rStyle w:val="VerbatimChar"/>
         </w:rPr>
-        <w:t xml:space="preserve">e24909debfc0c491a6ab6bd1b580a3d9d3d02c52</w:t>
+        <w:t xml:space="preserve">7ca91475efc981d1f0bfd8e943e1ef00485716c1</w:t>
       </w:r>
       <w:r>
         <w:t xml:space="preserve"> </w:t>

--- a/docs/generated/Lloyds-Supplementary-Jan-2026.docx
+++ b/docs/generated/Lloyds-Supplementary-Jan-2026.docx
@@ -1379,7 +1379,7 @@
         <w:rPr>
           <w:rStyle w:val="VerbatimChar"/>
         </w:rPr>
-        <w:t xml:space="preserve">7ca91475efc981d1f0bfd8e943e1ef00485716c1</w:t>
+        <w:t xml:space="preserve">ca6a2330f80faae748db89fc7160bcd90fc90543</w:t>
       </w:r>
       <w:r>
         <w:t xml:space="preserve"> </w:t>

--- a/docs/generated/Lloyds-Supplementary-Jan-2026.docx
+++ b/docs/generated/Lloyds-Supplementary-Jan-2026.docx
@@ -1379,7 +1379,7 @@
         <w:rPr>
           <w:rStyle w:val="VerbatimChar"/>
         </w:rPr>
-        <w:t xml:space="preserve">ca6a2330f80faae748db89fc7160bcd90fc90543</w:t>
+        <w:t xml:space="preserve">c8bb3839827c2d81c289b3c92ccac26e24c48725</w:t>
       </w:r>
       <w:r>
         <w:t xml:space="preserve"> </w:t>
@@ -1406,7 +1406,7 @@
         <w:rPr>
           <w:rStyle w:val="VerbatimChar"/>
         </w:rPr>
-        <w:t xml:space="preserve">1437fab170f5c71a3ed62a84a3505227ae3f043edb2dca53bc3ba73a413dbcfb</w:t>
+        <w:t xml:space="preserve">765e4a76df782e41f11d22fbd047c32337d86646f12e7c3af301a86318c6b023</w:t>
       </w:r>
       <w:r>
         <w:t xml:space="preserve">.</w:t>

--- a/docs/generated/Lloyds-Supplementary-Jan-2026.docx
+++ b/docs/generated/Lloyds-Supplementary-Jan-2026.docx
@@ -1379,7 +1379,7 @@
         <w:rPr>
           <w:rStyle w:val="VerbatimChar"/>
         </w:rPr>
-        <w:t xml:space="preserve">c8bb3839827c2d81c289b3c92ccac26e24c48725</w:t>
+        <w:t xml:space="preserve">11829071974c94f7418dbf71c0d0eb21f313595c</w:t>
       </w:r>
       <w:r>
         <w:t xml:space="preserve"> </w:t>

--- a/docs/generated/Lloyds-Supplementary-Jan-2026.docx
+++ b/docs/generated/Lloyds-Supplementary-Jan-2026.docx
@@ -1379,7 +1379,7 @@
         <w:rPr>
           <w:rStyle w:val="VerbatimChar"/>
         </w:rPr>
-        <w:t xml:space="preserve">11829071974c94f7418dbf71c0d0eb21f313595c</w:t>
+        <w:t xml:space="preserve">e24520a521577b73e2f98d6ddc64525d320b12b0</w:t>
       </w:r>
       <w:r>
         <w:t xml:space="preserve"> </w:t>
@@ -1406,7 +1406,7 @@
         <w:rPr>
           <w:rStyle w:val="VerbatimChar"/>
         </w:rPr>
-        <w:t xml:space="preserve">765e4a76df782e41f11d22fbd047c32337d86646f12e7c3af301a86318c6b023</w:t>
+        <w:t xml:space="preserve">865d85a521d3e2696c1a42dfd93528077803da83719ca46d3141a0066f77919f</w:t>
       </w:r>
       <w:r>
         <w:t xml:space="preserve">.</w:t>

--- a/docs/generated/Lloyds-Supplementary-Jan-2026.docx
+++ b/docs/generated/Lloyds-Supplementary-Jan-2026.docx
@@ -16,14 +16,6 @@
       </w:pPr>
       <w:r>
         <w:t xml:space="preserve">January 2026</w:t>
-      </w:r>
-    </w:p>
-    <w:p>
-      <w:pPr>
-        <w:pStyle w:val="BlockText"/>
-      </w:pPr>
-      <w:r>
-        <w:t xml:space="preserve">Short operator guide. Detailed technical references are linked, not included. Markdown is the maintained source; use approved inputs and templates for the reporting cycle.</w:t>
       </w:r>
     </w:p>
     <w:bookmarkStart w:id="21" w:name="X7de4e4fd6e0067b8ab9ba4a7e9bb970de5e0280"/>
@@ -1059,7 +1051,7 @@
     </w:p>
     <w:bookmarkEnd w:id="20"/>
     <w:bookmarkEnd w:id="21"/>
-    <w:bookmarkStart w:id="27" w:name="operating-controls-run-checklist"/>
+    <w:bookmarkStart w:id="26" w:name="operating-controls-run-checklist"/>
     <w:p>
       <w:pPr>
         <w:pStyle w:val="Heading1"/>
@@ -1352,223 +1344,7 @@
       </w:r>
     </w:p>
     <w:bookmarkEnd w:id="25"/>
-    <w:bookmarkStart w:id="26" w:name="source-identity"/>
-    <w:p>
-      <w:pPr>
-        <w:pStyle w:val="Heading2"/>
-      </w:pPr>
-      <w:r>
-        <w:t xml:space="preserve">Source identity</w:t>
-      </w:r>
-    </w:p>
-    <w:p>
-      <w:pPr>
-        <w:pStyle w:val="Compact"/>
-        <w:numPr>
-          <w:ilvl w:val="0"/>
-          <w:numId w:val="1022"/>
-        </w:numPr>
-      </w:pPr>
-      <w:r>
-        <w:t xml:space="preserve">Git revision:</w:t>
-      </w:r>
-      <w:r>
-        <w:t xml:space="preserve"> </w:t>
-      </w:r>
-      <w:r>
-        <w:rPr>
-          <w:rStyle w:val="VerbatimChar"/>
-        </w:rPr>
-        <w:t xml:space="preserve">e24520a521577b73e2f98d6ddc64525d320b12b0</w:t>
-      </w:r>
-      <w:r>
-        <w:t xml:space="preserve"> </w:t>
-      </w:r>
-      <w:r>
-        <w:t xml:space="preserve">(the working tree may contain uncommitted changes).</w:t>
-      </w:r>
-    </w:p>
-    <w:p>
-      <w:pPr>
-        <w:pStyle w:val="Compact"/>
-        <w:numPr>
-          <w:ilvl w:val="0"/>
-          <w:numId w:val="1022"/>
-        </w:numPr>
-      </w:pPr>
-      <w:r>
-        <w:t xml:space="preserve">Builder SHA-256:</w:t>
-      </w:r>
-      <w:r>
-        <w:t xml:space="preserve"> </w:t>
-      </w:r>
-      <w:r>
-        <w:rPr>
-          <w:rStyle w:val="VerbatimChar"/>
-        </w:rPr>
-        <w:t xml:space="preserve">865d85a521d3e2696c1a42dfd93528077803da83719ca46d3141a0066f77919f</w:t>
-      </w:r>
-      <w:r>
-        <w:t xml:space="preserve">.</w:t>
-      </w:r>
-    </w:p>
-    <w:p>
-      <w:pPr>
-        <w:pStyle w:val="Compact"/>
-        <w:numPr>
-          <w:ilvl w:val="0"/>
-          <w:numId w:val="1022"/>
-        </w:numPr>
-      </w:pPr>
-      <w:r>
-        <w:t xml:space="preserve">Assembly semantics:</w:t>
-      </w:r>
-      <w:r>
-        <w:t xml:space="preserve"> </w:t>
-      </w:r>
-      <w:r>
-        <w:rPr>
-          <w:rStyle w:val="VerbatimChar"/>
-        </w:rPr>
-        <w:t xml:space="preserve">docx-source-manifest-v1; stable-heading-anchors-v1; generated-link-rebase-v1; human-guides-only-v2</w:t>
-      </w:r>
-      <w:r>
-        <w:t xml:space="preserve">.</w:t>
-      </w:r>
-    </w:p>
-    <w:p>
-      <w:pPr>
-        <w:pStyle w:val="Compact"/>
-        <w:numPr>
-          <w:ilvl w:val="0"/>
-          <w:numId w:val="1022"/>
-        </w:numPr>
-      </w:pPr>
-      <w:r>
-        <w:t xml:space="preserve">Exact input-doc manifest SHA-256:</w:t>
-      </w:r>
-      <w:r>
-        <w:t xml:space="preserve"> </w:t>
-      </w:r>
-      <w:r>
-        <w:rPr>
-          <w:rStyle w:val="VerbatimChar"/>
-        </w:rPr>
-        <w:t xml:space="preserve">c8a9c52daa6eefdcafe3911ba0d5b4531ce1e799724d82d617ecd3a69838c776</w:t>
-      </w:r>
-      <w:r>
-        <w:t xml:space="preserve">.</w:t>
-      </w:r>
-    </w:p>
-    <w:p>
-      <w:pPr>
-        <w:pStyle w:val="FirstParagraph"/>
-      </w:pPr>
-      <w:r>
-        <w:t xml:space="preserve">The per-file hashes below are computed from the current UTF-8 bytes, so uncommitted Markdown edits remain distinguishable even when the Git revision is unchanged:</w:t>
-      </w:r>
-    </w:p>
-    <w:tbl>
-      <w:tblPr>
-        <w:tblStyle w:val="Table"/>
-        <w:tblW w:type="pct" w:w="5000"/>
-        <w:tblLayout w:type="fixed"/>
-        <w:tblLook w:firstRow="1" w:lastRow="0" w:firstColumn="0" w:lastColumn="0" w:noHBand="0" w:noVBand="0" w:val="0020"/>
-      </w:tblPr>
-      <w:tblGrid>
-        <w:gridCol w:w="3960"/>
-        <w:gridCol w:w="3960"/>
-      </w:tblGrid>
-      <w:tr>
-        <w:trPr>
-          <w:tblHeader w:val="on"/>
-        </w:trPr>
-        <w:tc>
-          <w:tcPr/>
-          <w:p>
-            <w:pPr>
-              <w:pStyle w:val="Compact"/>
-            </w:pPr>
-            <w:r>
-              <w:t xml:space="preserve">Included source</w:t>
-            </w:r>
-          </w:p>
-        </w:tc>
-        <w:tc>
-          <w:tcPr/>
-          <w:p>
-            <w:pPr>
-              <w:pStyle w:val="Compact"/>
-            </w:pPr>
-            <w:r>
-              <w:t xml:space="preserve">SHA-256</w:t>
-            </w:r>
-          </w:p>
-        </w:tc>
-      </w:tr>
-      <w:tr>
-        <w:tc>
-          <w:tcPr/>
-          <w:p>
-            <w:pPr>
-              <w:pStyle w:val="Compact"/>
-            </w:pPr>
-            <w:r>
-              <w:rPr>
-                <w:rStyle w:val="VerbatimChar"/>
-              </w:rPr>
-              <w:t xml:space="preserve">docs/lloyds/runbook.md</w:t>
-            </w:r>
-          </w:p>
-        </w:tc>
-        <w:tc>
-          <w:tcPr/>
-          <w:p>
-            <w:pPr>
-              <w:pStyle w:val="Compact"/>
-            </w:pPr>
-            <w:r>
-              <w:rPr>
-                <w:rStyle w:val="VerbatimChar"/>
-              </w:rPr>
-              <w:t xml:space="preserve">07db8a7ffac6347f0ed1e8317d5fd7740e9296a251cdef238dd06f5d862953fe</w:t>
-            </w:r>
-          </w:p>
-        </w:tc>
-      </w:tr>
-      <w:tr>
-        <w:tc>
-          <w:tcPr/>
-          <w:p>
-            <w:pPr>
-              <w:pStyle w:val="Compact"/>
-            </w:pPr>
-            <w:r>
-              <w:rPr>
-                <w:rStyle w:val="VerbatimChar"/>
-              </w:rPr>
-              <w:t xml:space="preserve">docs/operating-controls.md</w:t>
-            </w:r>
-          </w:p>
-        </w:tc>
-        <w:tc>
-          <w:tcPr/>
-          <w:p>
-            <w:pPr>
-              <w:pStyle w:val="Compact"/>
-            </w:pPr>
-            <w:r>
-              <w:rPr>
-                <w:rStyle w:val="VerbatimChar"/>
-              </w:rPr>
-              <w:t xml:space="preserve">064cd9201e216d0f6c0258c9cc398782448e2f059ed7bbedc14be18691513a00</w:t>
-            </w:r>
-          </w:p>
-        </w:tc>
-      </w:tr>
-    </w:tbl>
     <w:bookmarkEnd w:id="26"/>
-    <w:bookmarkEnd w:id="27"/>
     <w:sectPr>
       <w:footnotePr>
         <w:numRestart w:val="eachSect"/>
@@ -2035,9 +1811,6 @@
   </w:num>
   <w:num w:numId="1021">
     <w:abstractNumId w:val="992"/>
-  </w:num>
-  <w:num w:numId="1022">
-    <w:abstractNumId w:val="991"/>
   </w:num>
 </w:numbering>
 </file>

--- a/docs/generated/Lloyds-Supplementary-Jan-2026.docx
+++ b/docs/generated/Lloyds-Supplementary-Jan-2026.docx
@@ -18,107 +18,22 @@
         <w:t xml:space="preserve">January 2026</w:t>
       </w:r>
     </w:p>
-    <w:bookmarkStart w:id="21" w:name="X7de4e4fd6e0067b8ab9ba4a7e9bb970de5e0280"/>
+    <w:bookmarkStart w:id="15" w:name="Xb513895b909de9f929f378d9679964331dca85f"/>
     <w:p>
       <w:pPr>
         <w:pStyle w:val="Heading1"/>
       </w:pPr>
       <w:r>
-        <w:t xml:space="preserve">Lloyd’s supplementary information</w:t>
-      </w:r>
-    </w:p>
-    <w:p>
-      <w:pPr>
-        <w:pStyle w:val="FirstParagraph"/>
-      </w:pPr>
-      <w:hyperlink r:id="rId9">
-        <w:r>
-          <w:rPr>
-            <w:rStyle w:val="Hyperlink"/>
-          </w:rPr>
-          <w:t xml:space="preserve">Start here</w:t>
-        </w:r>
-      </w:hyperlink>
-      <w:r>
-        <w:t xml:space="preserve"> </w:t>
-      </w:r>
-      <w:r>
-        <w:t xml:space="preserve">·</w:t>
-      </w:r>
-      <w:r>
-        <w:t xml:space="preserve"> </w:t>
-      </w:r>
-      <w:hyperlink w:anchor="operating-controls-run-checklist">
-        <w:r>
-          <w:rPr>
-            <w:rStyle w:val="Hyperlink"/>
-          </w:rPr>
-          <w:t xml:space="preserve">Run checklist</w:t>
-        </w:r>
-      </w:hyperlink>
-      <w:r>
-        <w:t xml:space="preserve"> </w:t>
-      </w:r>
-      <w:r>
-        <w:t xml:space="preserve">·</w:t>
-      </w:r>
-      <w:r>
-        <w:t xml:space="preserve"> </w:t>
-      </w:r>
-      <w:hyperlink r:id="rId10">
-        <w:r>
-          <w:rPr>
-            <w:rStyle w:val="Hyperlink"/>
-          </w:rPr>
-          <w:t xml:space="preserve">Detailed LLM reference</w:t>
-        </w:r>
-      </w:hyperlink>
-    </w:p>
-    <w:p>
-      <w:pPr>
-        <w:pStyle w:val="BodyText"/>
-      </w:pPr>
-      <w:r>
-        <w:rPr>
-          <w:b/>
-          <w:bCs/>
-        </w:rPr>
-        <w:t xml:space="preserve">Result:</w:t>
-      </w:r>
-      <w:r>
-        <w:t xml:space="preserve"> </w:t>
-      </w:r>
-      <w:r>
-        <w:t xml:space="preserve">four calculation reports for transfer to a separate Lloyd’s/RDS</w:t>
-      </w:r>
-      <w:r>
-        <w:t xml:space="preserve"> </w:t>
-      </w:r>
-      <w:r>
-        <w:t xml:space="preserve">template. The approved final template and destination-cell map are not supplied.</w:t>
-      </w:r>
-      <w:r>
-        <w:t xml:space="preserve"> </w:t>
-      </w:r>
-      <w:r>
-        <w:t xml:space="preserve">Each branch also has unresolved calculation decisions, listed below.</w:t>
-      </w:r>
-    </w:p>
-    <w:bookmarkStart w:id="11" w:name="lloyds-runbook-1-get-the-source-pack"/>
+        <w:t xml:space="preserve">Lloyd’s supplementary — SQL and Excel</w:t>
+      </w:r>
+    </w:p>
+    <w:bookmarkStart w:id="9" w:name="lloyds-runbook-start-here"/>
     <w:p>
       <w:pPr>
         <w:pStyle w:val="Heading2"/>
       </w:pPr>
       <w:r>
-        <w:t xml:space="preserve">1. Get the source pack</w:t>
-      </w:r>
-    </w:p>
-    <w:p>
-      <w:pPr>
-        <w:pStyle w:val="FirstParagraph"/>
-      </w:pPr>
-      <w:r>
-        <w:t xml:space="preserve">Keep these together:</w:t>
+        <w:t xml:space="preserve">Start here</w:t>
       </w:r>
     </w:p>
     <w:p>
@@ -130,10 +45,19 @@
         </w:numPr>
       </w:pPr>
       <w:r>
-        <w:rPr>
-          <w:rStyle w:val="VerbatimChar"/>
-        </w:rPr>
-        <w:t xml:space="preserve">lloyds/source/Supplementary Info UKEU S33.xlsx</w:t>
+        <w:t xml:space="preserve">Open working copies of the required calculation workbooks in</w:t>
+      </w:r>
+      <w:r>
+        <w:t xml:space="preserve"> </w:t>
+      </w:r>
+      <w:r>
+        <w:rPr>
+          <w:rStyle w:val="VerbatimChar"/>
+        </w:rPr>
+        <w:t xml:space="preserve">lloyds/workbooks/</w:t>
+      </w:r>
+      <w:r>
+        <w:t xml:space="preserve">.</w:t>
       </w:r>
     </w:p>
     <w:p>
@@ -145,18 +69,61 @@
         </w:numPr>
       </w:pPr>
       <w:r>
-        <w:rPr>
-          <w:rStyle w:val="VerbatimChar"/>
-        </w:rPr>
-        <w:t xml:space="preserve">lloyds/source/RE RDS Supplementary Information - UKEU 33.msg</w:t>
-      </w:r>
-    </w:p>
-    <w:p>
-      <w:pPr>
-        <w:pStyle w:val="FirstParagraph"/>
-      </w:pPr>
-      <w:r>
-        <w:t xml:space="preserve">The S33 tabs are</w:t>
+        <w:t xml:space="preserve">Keep</w:t>
+      </w:r>
+      <w:r>
+        <w:t xml:space="preserve"> </w:t>
+      </w:r>
+      <w:r>
+        <w:rPr>
+          <w:rStyle w:val="VerbatimChar"/>
+        </w:rPr>
+        <w:t xml:space="preserve">lloyds/source/Supplementary Info UKEU S33.xlsx</w:t>
+      </w:r>
+      <w:r>
+        <w:t xml:space="preserve"> </w:t>
+      </w:r>
+      <w:r>
+        <w:t xml:space="preserve">and its accompanying</w:t>
+      </w:r>
+      <w:r>
+        <w:t xml:space="preserve"> </w:t>
+      </w:r>
+      <w:r>
+        <w:rPr>
+          <w:rStyle w:val="VerbatimChar"/>
+        </w:rPr>
+        <w:t xml:space="preserve">.msg</w:t>
+      </w:r>
+      <w:r>
+        <w:t xml:space="preserve"> </w:t>
+      </w:r>
+      <w:r>
+        <w:t xml:space="preserve">correspondence as source evidence, not ready-to-paste extracts.</w:t>
+      </w:r>
+    </w:p>
+    <w:p>
+      <w:pPr>
+        <w:pStyle w:val="Compact"/>
+        <w:numPr>
+          <w:ilvl w:val="0"/>
+          <w:numId w:val="1001"/>
+        </w:numPr>
+      </w:pPr>
+      <w:r>
+        <w:t xml:space="preserve">Obtain the matching extract for each branch below and check its headers against the workbook before loading it.</w:t>
+      </w:r>
+    </w:p>
+    <w:p>
+      <w:pPr>
+        <w:pStyle w:val="Compact"/>
+        <w:numPr>
+          <w:ilvl w:val="0"/>
+          <w:numId w:val="1001"/>
+        </w:numPr>
+      </w:pPr>
+      <w:r>
+        <w:t xml:space="preserve">Clear old input rows only and paste</w:t>
       </w:r>
       <w:r>
         <w:t xml:space="preserve"> </w:t>
@@ -166,97 +133,20 @@
           <w:b/>
           <w:bCs/>
         </w:rPr>
-        <w:t xml:space="preserve">source evidence, not ready-to-paste extracts</w:t>
-      </w:r>
-      <w:r>
-        <w:t xml:space="preserve">. Use an</w:t>
-      </w:r>
-      <w:r>
-        <w:t xml:space="preserve"> </w:t>
-      </w:r>
-      <w:r>
-        <w:t xml:space="preserve">approved SQL query or transformation with the fields each workbook needs.</w:t>
-      </w:r>
-      <w:r>
-        <w:t xml:space="preserve"> </w:t>
-      </w:r>
-      <w:r>
-        <w:t xml:space="preserve">Complete the</w:t>
-      </w:r>
-      <w:r>
-        <w:t xml:space="preserve"> </w:t>
-      </w:r>
-      <w:hyperlink w:anchor="operating-controls-run-checklist">
-        <w:r>
-          <w:rPr>
-            <w:rStyle w:val="Hyperlink"/>
-          </w:rPr>
-          <w:t xml:space="preserve">run checklist</w:t>
-        </w:r>
-      </w:hyperlink>
-      <w:r>
-        <w:t xml:space="preserve"> </w:t>
-      </w:r>
-      <w:r>
-        <w:t xml:space="preserve">before loading data.</w:t>
-      </w:r>
-    </w:p>
-    <w:bookmarkEnd w:id="11"/>
-    <w:bookmarkStart w:id="16" w:name="lloyds-runbook-2-prepare-each-branch"/>
+        <w:t xml:space="preserve">data without headers from row 2</w:t>
+      </w:r>
+      <w:r>
+        <w:t xml:space="preserve">, preserving the existing headers, scale factors, formulas and report areas.</w:t>
+      </w:r>
+    </w:p>
+    <w:bookmarkEnd w:id="9"/>
+    <w:bookmarkStart w:id="10" w:name="X9c17fb5bf54c353e7a15deaea1177faaf3b80c3"/>
     <w:p>
       <w:pPr>
         <w:pStyle w:val="Heading2"/>
       </w:pPr>
       <w:r>
-        <w:t xml:space="preserve">2. Prepare each branch</w:t>
-      </w:r>
-    </w:p>
-    <w:p>
-      <w:pPr>
-        <w:pStyle w:val="FirstParagraph"/>
-      </w:pPr>
-      <w:r>
-        <w:t xml:space="preserve">All calculation workbooks below are in</w:t>
-      </w:r>
-      <w:r>
-        <w:t xml:space="preserve"> </w:t>
-      </w:r>
-      <w:r>
-        <w:rPr>
-          <w:rStyle w:val="VerbatimChar"/>
-        </w:rPr>
-        <w:t xml:space="preserve">lloyds/workbooks/</w:t>
-      </w:r>
-      <w:r>
-        <w:t xml:space="preserve">. Work on copies.</w:t>
-      </w:r>
-      <w:r>
-        <w:t xml:space="preserve"> </w:t>
-      </w:r>
-      <w:r>
-        <w:t xml:space="preserve">Paste data</w:t>
-      </w:r>
-      <w:r>
-        <w:t xml:space="preserve"> </w:t>
-      </w:r>
-      <w:r>
-        <w:rPr>
-          <w:b/>
-          <w:bCs/>
-        </w:rPr>
-        <w:t xml:space="preserve">without headers</w:t>
-      </w:r>
-      <w:r>
-        <w:t xml:space="preserve">, starting at row 2; preserve helper/formula columns.</w:t>
-      </w:r>
-    </w:p>
-    <w:bookmarkStart w:id="12" w:name="X605dcb7b0aadc7189bd892902e11f02c7304799"/>
-    <w:p>
-      <w:pPr>
-        <w:pStyle w:val="Heading3"/>
-      </w:pPr>
-      <w:r>
-        <w:t xml:space="preserve">Rest of World — country/peril</w:t>
+        <w:t xml:space="preserve">Rest of World — country and peril</w:t>
       </w:r>
     </w:p>
     <w:p>
@@ -285,22 +175,34 @@
         </w:numPr>
       </w:pPr>
       <w:r>
-        <w:t xml:space="preserve">Source: S33</w:t>
-      </w:r>
-      <w:r>
-        <w:t xml:space="preserve"> </w:t>
-      </w:r>
-      <w:r>
-        <w:rPr>
-          <w:rStyle w:val="VerbatimChar"/>
-        </w:rPr>
-        <w:t xml:space="preserve">Weather</w:t>
-      </w:r>
-      <w:r>
-        <w:t xml:space="preserve"> </w:t>
-      </w:r>
-      <w:r>
-        <w:t xml:space="preserve">evidence plus four approved peril extracts/transformations.</w:t>
+        <w:t xml:space="preserve">Obtain separate EQ, FR, FL and WS extracts using the S33 Weather evidence and confirmed transformations; the checked-in</w:t>
+      </w:r>
+      <w:r>
+        <w:t xml:space="preserve"> </w:t>
+      </w:r>
+      <w:r>
+        <w:rPr>
+          <w:rStyle w:val="VerbatimChar"/>
+        </w:rPr>
+        <w:t xml:space="preserve">lloyds/sql/Supplementary Info - Workings - ROW Aggs - SQL.sql</w:t>
+      </w:r>
+      <w:r>
+        <w:t xml:space="preserve"> </w:t>
+      </w:r>
+      <w:r>
+        <w:t xml:space="preserve">is fixed to</w:t>
+      </w:r>
+      <w:r>
+        <w:t xml:space="preserve"> </w:t>
+      </w:r>
+      <w:r>
+        <w:rPr>
+          <w:rStyle w:val="VerbatimChar"/>
+        </w:rPr>
+        <w:t xml:space="preserve">3/3</w:t>
+      </w:r>
+      <w:r>
+        <w:t xml:space="preserve">, not all four perils.</w:t>
       </w:r>
     </w:p>
     <w:p>
@@ -312,7 +214,7 @@
         </w:numPr>
       </w:pPr>
       <w:r>
-        <w:t xml:space="preserve">Load A:K on</w:t>
+        <w:t xml:space="preserve">Paste A:K from row 2 into</w:t>
       </w:r>
       <w:r>
         <w:t xml:space="preserve"> </w:t>
@@ -336,10 +238,7 @@
         <w:t xml:space="preserve">FR Extract  - Open Market</w:t>
       </w:r>
       <w:r>
-        <w:t xml:space="preserve"> </w:t>
-      </w:r>
-      <w:r>
-        <w:t xml:space="preserve">(two spaces before the hyphen),</w:t>
+        <w:t xml:space="preserve">,</w:t>
       </w:r>
       <w:r>
         <w:t xml:space="preserve"> </w:t>
@@ -366,7 +265,7 @@
         <w:t xml:space="preserve">WS Extract - Open Market</w:t>
       </w:r>
       <w:r>
-        <w:t xml:space="preserve">.</w:t>
+        <w:t xml:space="preserve">, respectively (FR has two spaces before the hyphen).</w:t>
       </w:r>
     </w:p>
     <w:p>
@@ -378,25 +277,7 @@
         </w:numPr>
       </w:pPr>
       <w:r>
-        <w:t xml:space="preserve">Preserve scale L and formula M. Report:</w:t>
-      </w:r>
-      <w:r>
-        <w:t xml:space="preserve"> </w:t>
-      </w:r>
-      <w:r>
-        <w:rPr>
-          <w:rStyle w:val="VerbatimChar"/>
-        </w:rPr>
-        <w:t xml:space="preserve">3. RoW Exposure Monitoring</w:t>
-      </w:r>
-      <w:r>
-        <w:t xml:space="preserve">.</w:t>
-      </w:r>
-      <w:r>
-        <w:t xml:space="preserve"> </w:t>
-      </w:r>
-      <w:r>
-        <w:t xml:space="preserve">Review stale helper rows too: the flood sheet has</w:t>
+        <w:t xml:space="preserve">Preserve scale column L, extend the correct formulas in M and remove stale input/helper rows, including the flood sheet’s old</w:t>
       </w:r>
       <w:r>
         <w:t xml:space="preserve"> </w:t>
@@ -411,7 +292,7 @@
         <w:t xml:space="preserve"> </w:t>
       </w:r>
       <w:r>
-        <w:t xml:space="preserve">below the current inputs.</w:t>
+        <w:t xml:space="preserve">rows.</w:t>
       </w:r>
     </w:p>
     <w:p>
@@ -423,42 +304,26 @@
         </w:numPr>
       </w:pPr>
       <w:r>
-        <w:rPr>
-          <w:b/>
-          <w:bCs/>
-        </w:rPr>
-        <w:t xml:space="preserve">Stop:</w:t>
-      </w:r>
-      <w:r>
-        <w:t xml:space="preserve"> </w:t>
-      </w:r>
-      <w:r>
-        <w:t xml:space="preserve">approve the source measure/currency, scale factors and pivot ranges.</w:t>
-      </w:r>
-      <w:r>
-        <w:t xml:space="preserve"> </w:t>
-      </w:r>
-      <w:r>
-        <w:t xml:space="preserve">The checked-in SQL is fixed to</w:t>
-      </w:r>
-      <w:r>
-        <w:t xml:space="preserve"> </w:t>
-      </w:r>
-      <w:r>
-        <w:rPr>
-          <w:rStyle w:val="VerbatimChar"/>
-        </w:rPr>
-        <w:t xml:space="preserve">3/3</w:t>
-      </w:r>
-      <w:r>
-        <w:t xml:space="preserve">; do not reuse it unchanged for all perils.</w:t>
-      </w:r>
-    </w:p>
-    <w:bookmarkEnd w:id="12"/>
-    <w:bookmarkStart w:id="13" w:name="Xb0884f1a3af61518e594a8cd38f95a2b604cae6"/>
-    <w:p>
-      <w:pPr>
-        <w:pStyle w:val="Heading3"/>
+        <w:t xml:space="preserve">Confirm the measure, currency, scales and pivot ranges before refreshing the report</w:t>
+      </w:r>
+      <w:r>
+        <w:t xml:space="preserve"> </w:t>
+      </w:r>
+      <w:r>
+        <w:rPr>
+          <w:rStyle w:val="VerbatimChar"/>
+        </w:rPr>
+        <w:t xml:space="preserve">3. RoW Exposure Monitoring</w:t>
+      </w:r>
+      <w:r>
+        <w:t xml:space="preserve">.</w:t>
+      </w:r>
+    </w:p>
+    <w:bookmarkEnd w:id="10"/>
+    <w:bookmarkStart w:id="11" w:name="Xb0884f1a3af61518e594a8cd38f95a2b604cae6"/>
+    <w:p>
+      <w:pPr>
+        <w:pStyle w:val="Heading2"/>
       </w:pPr>
       <w:r>
         <w:t xml:space="preserve">South Africa — earthquake CRESTA</w:t>
@@ -490,7 +355,7 @@
         </w:numPr>
       </w:pPr>
       <w:r>
-        <w:t xml:space="preserve">Source: approved</w:t>
+        <w:t xml:space="preserve">Run the confirmed</w:t>
       </w:r>
       <w:r>
         <w:t xml:space="preserve"> </w:t>
@@ -505,22 +370,7 @@
         <w:t xml:space="preserve"> </w:t>
       </w:r>
       <w:r>
-        <w:t xml:space="preserve">or transformation; S33</w:t>
-      </w:r>
-      <w:r>
-        <w:t xml:space="preserve"> </w:t>
-      </w:r>
-      <w:r>
-        <w:rPr>
-          <w:rStyle w:val="VerbatimChar"/>
-        </w:rPr>
-        <w:t xml:space="preserve">Quake</w:t>
-      </w:r>
-      <w:r>
-        <w:t xml:space="preserve"> </w:t>
-      </w:r>
-      <w:r>
-        <w:t xml:space="preserve">lacks the required CRESTA fields.</w:t>
+        <w:t xml:space="preserve">extraction or matching transformation; the S33 Quake tab alone lacks the required CRESTA fields.</w:t>
       </w:r>
     </w:p>
     <w:p>
@@ -532,19 +382,19 @@
         </w:numPr>
       </w:pPr>
       <w:r>
-        <w:t xml:space="preserve">Load</w:t>
-      </w:r>
-      <w:r>
-        <w:t xml:space="preserve"> </w:t>
-      </w:r>
-      <w:r>
-        <w:rPr>
-          <w:rStyle w:val="VerbatimChar"/>
-        </w:rPr>
-        <w:t xml:space="preserve">Core data!A:R</w:t>
-      </w:r>
-      <w:r>
-        <w:t xml:space="preserve">; preserve scale S and formulas T:U.</w:t>
+        <w:t xml:space="preserve">Paste into</w:t>
+      </w:r>
+      <w:r>
+        <w:t xml:space="preserve"> </w:t>
+      </w:r>
+      <w:r>
+        <w:rPr>
+          <w:rStyle w:val="VerbatimChar"/>
+        </w:rPr>
+        <w:t xml:space="preserve">Core data!A2</w:t>
+      </w:r>
+      <w:r>
+        <w:t xml:space="preserve">, filling A:R only, preserve scale column S and extend the correct formulas in T:U.</w:t>
       </w:r>
     </w:p>
     <w:p>
@@ -556,7 +406,7 @@
         </w:numPr>
       </w:pPr>
       <w:r>
-        <w:t xml:space="preserve">Report:</w:t>
+        <w:t xml:space="preserve">Confirm gross/net treatment, currency, report date, source ranges and blank/unmapped CRESTA treatment before refreshing</w:t>
       </w:r>
       <w:r>
         <w:t xml:space="preserve"> </w:t>
@@ -571,39 +421,11 @@
         <w:t xml:space="preserve">.</w:t>
       </w:r>
     </w:p>
-    <w:p>
-      <w:pPr>
-        <w:pStyle w:val="Compact"/>
-        <w:numPr>
-          <w:ilvl w:val="0"/>
-          <w:numId w:val="1003"/>
-        </w:numPr>
-      </w:pPr>
-      <w:r>
-        <w:rPr>
-          <w:b/>
-          <w:bCs/>
-        </w:rPr>
-        <w:t xml:space="preserve">Stop:</w:t>
-      </w:r>
-      <w:r>
-        <w:t xml:space="preserve"> </w:t>
-      </w:r>
-      <w:r>
-        <w:t xml:space="preserve">approve gross/net and currency basis, report date, range maintenance</w:t>
-      </w:r>
-      <w:r>
-        <w:t xml:space="preserve"> </w:t>
-      </w:r>
-      <w:r>
-        <w:t xml:space="preserve">and treatment of blank/unmapped CRESTA zones.</w:t>
-      </w:r>
-    </w:p>
-    <w:bookmarkEnd w:id="13"/>
-    <w:bookmarkStart w:id="14" w:name="Xea29828069445c7d8db0899008043c0419f74a2"/>
-    <w:p>
-      <w:pPr>
-        <w:pStyle w:val="Heading3"/>
+    <w:bookmarkEnd w:id="11"/>
+    <w:bookmarkStart w:id="12" w:name="Xea29828069445c7d8db0899008043c0419f74a2"/>
+    <w:p>
+      <w:pPr>
+        <w:pStyle w:val="Heading2"/>
       </w:pPr>
       <w:r>
         <w:t xml:space="preserve">California — wildfire county</w:t>
@@ -635,7 +457,7 @@
         </w:numPr>
       </w:pPr>
       <w:r>
-        <w:t xml:space="preserve">Source: owner-approved wildfire exposure/proxy. If using SQL, approve</w:t>
+        <w:t xml:space="preserve">Confirm the wildfire exposure/proxy and PML before using</w:t>
       </w:r>
       <w:r>
         <w:t xml:space="preserve"> </w:t>
@@ -647,7 +469,7 @@
         <w:t xml:space="preserve">lloyds/sql/FA_California_Aggs.sql</w:t>
       </w:r>
       <w:r>
-        <w:t xml:space="preserve">; do not invent county from S33.</w:t>
+        <w:t xml:space="preserve">; do not invent county data from S33.</w:t>
       </w:r>
     </w:p>
     <w:p>
@@ -659,19 +481,19 @@
         </w:numPr>
       </w:pPr>
       <w:r>
-        <w:t xml:space="preserve">Load</w:t>
-      </w:r>
-      <w:r>
-        <w:t xml:space="preserve"> </w:t>
-      </w:r>
-      <w:r>
-        <w:rPr>
-          <w:rStyle w:val="VerbatimChar"/>
-        </w:rPr>
-        <w:t xml:space="preserve">Core data!A:M</w:t>
-      </w:r>
-      <w:r>
-        <w:t xml:space="preserve">; preserve helper N.</w:t>
+        <w:t xml:space="preserve">Paste into</w:t>
+      </w:r>
+      <w:r>
+        <w:t xml:space="preserve"> </w:t>
+      </w:r>
+      <w:r>
+        <w:rPr>
+          <w:rStyle w:val="VerbatimChar"/>
+        </w:rPr>
+        <w:t xml:space="preserve">Core data!A2</w:t>
+      </w:r>
+      <w:r>
+        <w:t xml:space="preserve">, filling A:M only, and preserve helper column N.</w:t>
       </w:r>
     </w:p>
     <w:p>
@@ -683,7 +505,7 @@
         </w:numPr>
       </w:pPr>
       <w:r>
-        <w:t xml:space="preserve">Report:</w:t>
+        <w:t xml:space="preserve">Resolve the report-date mismatch before reviewing</w:t>
       </w:r>
       <w:r>
         <w:t xml:space="preserve"> </w:t>
@@ -698,36 +520,14 @@
         <w:t xml:space="preserve">.</w:t>
       </w:r>
     </w:p>
-    <w:p>
-      <w:pPr>
-        <w:pStyle w:val="Compact"/>
-        <w:numPr>
-          <w:ilvl w:val="0"/>
-          <w:numId w:val="1004"/>
-        </w:numPr>
-      </w:pPr>
-      <w:r>
-        <w:rPr>
-          <w:b/>
-          <w:bCs/>
-        </w:rPr>
-        <w:t xml:space="preserve">Stop:</w:t>
-      </w:r>
-      <w:r>
-        <w:t xml:space="preserve"> </w:t>
-      </w:r>
-      <w:r>
-        <w:t xml:space="preserve">approve the wildfire proxy/PML and resolve the report-date mismatch.</w:t>
-      </w:r>
-    </w:p>
-    <w:bookmarkEnd w:id="14"/>
-    <w:bookmarkStart w:id="15" w:name="X4f6e3445066a521f5ff9d330b7e415c8471bd0b"/>
-    <w:p>
-      <w:pPr>
-        <w:pStyle w:val="Heading3"/>
-      </w:pPr>
-      <w:r>
-        <w:t xml:space="preserve">Europe — earthquake/flood CRESTA</w:t>
+    <w:bookmarkEnd w:id="12"/>
+    <w:bookmarkStart w:id="13" w:name="Xa540dbe1a82d482423091d7a60609186a41fb86"/>
+    <w:p>
+      <w:pPr>
+        <w:pStyle w:val="Heading2"/>
+      </w:pPr>
+      <w:r>
+        <w:t xml:space="preserve">Europe — earthquake and flood CRESTA</w:t>
       </w:r>
     </w:p>
     <w:p>
@@ -756,7 +556,7 @@
         </w:numPr>
       </w:pPr>
       <w:r>
-        <w:t xml:space="preserve">Source: separately approved EQ and FL extracts. S33</w:t>
+        <w:t xml:space="preserve">Obtain separately confirmed EQ and FL extracts; the S33</w:t>
       </w:r>
       <w:r>
         <w:t xml:space="preserve"> </w:t>
@@ -771,7 +571,7 @@
         <w:t xml:space="preserve"> </w:t>
       </w:r>
       <w:r>
-        <w:t xml:space="preserve">needs a transformation; no matching producer is checked in.</w:t>
+        <w:t xml:space="preserve">tab needs a transformation and no matching producer is checked in.</w:t>
       </w:r>
     </w:p>
     <w:p>
@@ -783,16 +583,16 @@
         </w:numPr>
       </w:pPr>
       <w:r>
-        <w:t xml:space="preserve">Load A:R on</w:t>
-      </w:r>
-      <w:r>
-        <w:t xml:space="preserve"> </w:t>
-      </w:r>
-      <w:r>
-        <w:rPr>
-          <w:rStyle w:val="VerbatimChar"/>
-        </w:rPr>
-        <w:t xml:space="preserve">Core data EQ</w:t>
+        <w:t xml:space="preserve">Paste into</w:t>
+      </w:r>
+      <w:r>
+        <w:t xml:space="preserve"> </w:t>
+      </w:r>
+      <w:r>
+        <w:rPr>
+          <w:rStyle w:val="VerbatimChar"/>
+        </w:rPr>
+        <w:t xml:space="preserve">Core data EQ!A2</w:t>
       </w:r>
       <w:r>
         <w:t xml:space="preserve"> </w:t>
@@ -807,10 +607,10 @@
         <w:rPr>
           <w:rStyle w:val="VerbatimChar"/>
         </w:rPr>
-        <w:t xml:space="preserve">Core data FL</w:t>
-      </w:r>
-      <w:r>
-        <w:t xml:space="preserve">; preserve scale S and formulas T:U.</w:t>
+        <w:t xml:space="preserve">Core data FL!A2</w:t>
+      </w:r>
+      <w:r>
+        <w:t xml:space="preserve">, filling A:R only and preserving scale S and formulas T:U.</w:t>
       </w:r>
     </w:p>
     <w:p>
@@ -822,7 +622,7 @@
         </w:numPr>
       </w:pPr>
       <w:r>
-        <w:t xml:space="preserve">Report:</w:t>
+        <w:t xml:space="preserve">Resolve the mixed source/USD flood formulas before filling down, and confirm FX direction/date and unmapped-zone treatment before reviewing</w:t>
       </w:r>
       <w:r>
         <w:t xml:space="preserve"> </w:t>
@@ -837,61 +637,14 @@
         <w:t xml:space="preserve">.</w:t>
       </w:r>
     </w:p>
-    <w:p>
-      <w:pPr>
-        <w:pStyle w:val="Compact"/>
-        <w:numPr>
-          <w:ilvl w:val="0"/>
-          <w:numId w:val="1005"/>
-        </w:numPr>
-      </w:pPr>
-      <w:r>
-        <w:rPr>
-          <w:b/>
-          <w:bCs/>
-        </w:rPr>
-        <w:t xml:space="preserve">Stop:</w:t>
-      </w:r>
-      <w:r>
-        <w:t xml:space="preserve"> </w:t>
-      </w:r>
-      <w:r>
-        <w:t xml:space="preserve">approve uniform formulas, FX direction/date and unmapped-zone treatment.</w:t>
-      </w:r>
-      <w:r>
-        <w:t xml:space="preserve"> </w:t>
-      </w:r>
-      <w:r>
-        <w:rPr>
-          <w:b/>
-          <w:bCs/>
-        </w:rPr>
-        <w:t xml:space="preserve">Do not fill down the current flood formulas:</w:t>
-      </w:r>
-      <w:r>
-        <w:t xml:space="preserve"> </w:t>
-      </w:r>
-      <w:r>
-        <w:t xml:space="preserve">they mix source and USD amounts.</w:t>
-      </w:r>
-    </w:p>
-    <w:bookmarkEnd w:id="15"/>
-    <w:bookmarkEnd w:id="16"/>
-    <w:bookmarkStart w:id="17" w:name="X1fcbc58a4b9dafbf2753c2b6046fb1bfe024ca6"/>
+    <w:bookmarkEnd w:id="13"/>
+    <w:bookmarkStart w:id="14" w:name="lloyds-runbook-finish-each-branch"/>
     <w:p>
       <w:pPr>
         <w:pStyle w:val="Heading2"/>
       </w:pPr>
       <w:r>
-        <w:t xml:space="preserve">3. Load, recalculate and check</w:t>
-      </w:r>
-    </w:p>
-    <w:p>
-      <w:pPr>
-        <w:pStyle w:val="FirstParagraph"/>
-      </w:pPr>
-      <w:r>
-        <w:t xml:space="preserve">Once the relevant stops are resolved:</w:t>
+        <w:t xml:space="preserve">Finish each branch</w:t>
       </w:r>
     </w:p>
     <w:p>
@@ -903,19 +656,7 @@
         </w:numPr>
       </w:pPr>
       <w:r>
-        <w:t xml:space="preserve">Review</w:t>
-      </w:r>
-      <w:r>
-        <w:t xml:space="preserve"> </w:t>
-      </w:r>
-      <w:r>
-        <w:rPr>
-          <w:rStyle w:val="VerbatimChar"/>
-        </w:rPr>
-        <w:t xml:space="preserve">AUDIT_SUMMARY</w:t>
-      </w:r>
-      <w:r>
-        <w:t xml:space="preserve">, mappings, FX, formulas and links in each working copy.</w:t>
+        <w:t xml:space="preserve">Extend only confirmed formulas and source ranges through the new data, refresh the relevant pivots and recalculate in Excel without blindly updating external links.</w:t>
       </w:r>
     </w:p>
     <w:p>
@@ -927,13 +668,7 @@
         </w:numPr>
       </w:pPr>
       <w:r>
-        <w:t xml:space="preserve">Check extract headers/order. Replace old input rows only; extend approved</w:t>
-      </w:r>
-      <w:r>
-        <w:t xml:space="preserve"> </w:t>
-      </w:r>
-      <w:r>
-        <w:t xml:space="preserve">helpers/formulas and source ranges to all new rows, leaving no stale data.</w:t>
+        <w:t xml:space="preserve">Reconcile report totals and agreed exclusions to the extract and resolve formula errors, missing geography and unexplained differences.</w:t>
       </w:r>
     </w:p>
     <w:p>
@@ -945,372 +680,7 @@
         </w:numPr>
       </w:pPr>
       <w:r>
-        <w:t xml:space="preserve">Refresh approved pivots only and recalculate in Excel. Do not blindly update external links.</w:t>
-      </w:r>
-    </w:p>
-    <w:p>
-      <w:pPr>
-        <w:pStyle w:val="Compact"/>
-        <w:numPr>
-          <w:ilvl w:val="0"/>
-          <w:numId w:val="1006"/>
-        </w:numPr>
-      </w:pPr>
-      <w:r>
-        <w:t xml:space="preserve">Reconcile each report plus approved exclusions to its source total.</w:t>
-      </w:r>
-      <w:r>
-        <w:t xml:space="preserve"> </w:t>
-      </w:r>
-      <w:r>
-        <w:t xml:space="preserve">Investigate missing geography, formula errors and unexplained differences.</w:t>
-      </w:r>
-    </w:p>
-    <w:bookmarkEnd w:id="17"/>
-    <w:bookmarkStart w:id="20" w:name="lloyds-runbook-4-transfer-and-review"/>
-    <w:p>
-      <w:pPr>
-        <w:pStyle w:val="Heading2"/>
-      </w:pPr>
-      <w:r>
-        <w:t xml:space="preserve">4. Transfer and review</w:t>
-      </w:r>
-    </w:p>
-    <w:p>
-      <w:pPr>
-        <w:pStyle w:val="FirstParagraph"/>
-      </w:pPr>
-      <w:r>
-        <w:t xml:space="preserve">Use an approved report-range-to-final-cell map—not cell colour or label matching.</w:t>
-      </w:r>
-      <w:r>
-        <w:t xml:space="preserve"> </w:t>
-      </w:r>
-      <w:r>
-        <w:t xml:space="preserve">Log transfers and obtain reviewer sign-off using the run checklist.</w:t>
-      </w:r>
-    </w:p>
-    <w:p>
-      <w:pPr>
-        <w:pStyle w:val="BodyText"/>
-      </w:pPr>
-      <w:r>
-        <w:t xml:space="preserve">For formulas and detailed checks, use the</w:t>
-      </w:r>
-      <w:r>
-        <w:t xml:space="preserve"> </w:t>
-      </w:r>
-      <w:hyperlink r:id="rId10">
-        <w:r>
-          <w:rPr>
-            <w:rStyle w:val="Hyperlink"/>
-          </w:rPr>
-          <w:t xml:space="preserve">technical reference</w:t>
-        </w:r>
-      </w:hyperlink>
-      <w:r>
-        <w:t xml:space="preserve">.</w:t>
-      </w:r>
-      <w:r>
-        <w:t xml:space="preserve"> </w:t>
-      </w:r>
-      <w:r>
-        <w:t xml:space="preserve">For decisions and missing final mappings, see</w:t>
-      </w:r>
-      <w:r>
-        <w:t xml:space="preserve"> </w:t>
-      </w:r>
-      <w:hyperlink r:id="rId18">
-        <w:r>
-          <w:rPr>
-            <w:rStyle w:val="Hyperlink"/>
-          </w:rPr>
-          <w:t xml:space="preserve">LLOYDS-01–03</w:t>
-        </w:r>
-      </w:hyperlink>
-      <w:r>
-        <w:t xml:space="preserve"> </w:t>
-      </w:r>
-      <w:r>
-        <w:t xml:space="preserve">and the</w:t>
-      </w:r>
-      <w:r>
-        <w:t xml:space="preserve"> </w:t>
-      </w:r>
-      <w:hyperlink r:id="rId19">
-        <w:r>
-          <w:rPr>
-            <w:rStyle w:val="Hyperlink"/>
-          </w:rPr>
-          <w:t xml:space="preserve">handoff trace</w:t>
-        </w:r>
-      </w:hyperlink>
-      <w:r>
-        <w:t xml:space="preserve">.</w:t>
-      </w:r>
-    </w:p>
-    <w:bookmarkEnd w:id="20"/>
-    <w:bookmarkEnd w:id="21"/>
-    <w:bookmarkStart w:id="26" w:name="operating-controls-run-checklist"/>
-    <w:p>
-      <w:pPr>
-        <w:pStyle w:val="Heading1"/>
-      </w:pPr>
-      <w:r>
-        <w:t xml:space="preserve">Run checklist</w:t>
-      </w:r>
-    </w:p>
-    <w:p>
-      <w:pPr>
-        <w:pStyle w:val="FirstParagraph"/>
-      </w:pPr>
-      <w:hyperlink r:id="rId9">
-        <w:r>
-          <w:rPr>
-            <w:rStyle w:val="Hyperlink"/>
-          </w:rPr>
-          <w:t xml:space="preserve">Start here</w:t>
-        </w:r>
-      </w:hyperlink>
-      <w:r>
-        <w:t xml:space="preserve"> </w:t>
-      </w:r>
-      <w:r>
-        <w:t xml:space="preserve">·</w:t>
-      </w:r>
-      <w:r>
-        <w:t xml:space="preserve"> </w:t>
-      </w:r>
-      <w:hyperlink r:id="rId22">
-        <w:r>
-          <w:rPr>
-            <w:rStyle w:val="Hyperlink"/>
-          </w:rPr>
-          <w:t xml:space="preserve">Detailed controls for LLMs/reviewers</w:t>
-        </w:r>
-      </w:hyperlink>
-    </w:p>
-    <w:p>
-      <w:pPr>
-        <w:pStyle w:val="BodyText"/>
-      </w:pPr>
-      <w:r>
-        <w:t xml:space="preserve">Use this alongside your process guide. Keep the evidence in a new, restricted</w:t>
-      </w:r>
-      <w:r>
-        <w:t xml:space="preserve"> </w:t>
-      </w:r>
-      <w:r>
-        <w:t xml:space="preserve">run folder—not in source control. Mark irrelevant checks N/A with a reason.</w:t>
-      </w:r>
-    </w:p>
-    <w:bookmarkStart w:id="23" w:name="operating-controls-before-you-start"/>
-    <w:p>
-      <w:pPr>
-        <w:pStyle w:val="Heading2"/>
-      </w:pPr>
-      <w:r>
-        <w:t xml:space="preserve">Before you start</w:t>
-      </w:r>
-    </w:p>
-    <w:p>
-      <w:pPr>
-        <w:pStyle w:val="Compact"/>
-        <w:numPr>
-          <w:ilvl w:val="0"/>
-          <w:numId w:val="1007"/>
-        </w:numPr>
-      </w:pPr>
-      <w:r>
-        <w:t xml:space="preserve">Confirm the reporting period, source snapshot, scope and controlled template.</w:t>
-      </w:r>
-    </w:p>
-    <w:p>
-      <w:pPr>
-        <w:pStyle w:val="Compact"/>
-        <w:numPr>
-          <w:ilvl w:val="0"/>
-          <w:numId w:val="1008"/>
-        </w:numPr>
-      </w:pPr>
-      <w:r>
-        <w:t xml:space="preserve">Confirm the approved mappings, retention/proxy rules, scale factors, FX and units.</w:t>
-      </w:r>
-    </w:p>
-    <w:p>
-      <w:pPr>
-        <w:pStyle w:val="Compact"/>
-        <w:numPr>
-          <w:ilvl w:val="0"/>
-          <w:numId w:val="1009"/>
-        </w:numPr>
-      </w:pPr>
-      <w:r>
-        <w:t xml:space="preserve">Record the operator, reviewer, code version, exact command/query and output folder. Keep credentials out of the record.</w:t>
-      </w:r>
-    </w:p>
-    <w:p>
-      <w:pPr>
-        <w:pStyle w:val="Compact"/>
-        <w:numPr>
-          <w:ilvl w:val="0"/>
-          <w:numId w:val="1010"/>
-        </w:numPr>
-      </w:pPr>
-      <w:r>
-        <w:t xml:space="preserve">Agree independent control totals and acceptable differences with the reviewer.</w:t>
-      </w:r>
-    </w:p>
-    <w:p>
-      <w:pPr>
-        <w:pStyle w:val="Compact"/>
-        <w:numPr>
-          <w:ilvl w:val="0"/>
-          <w:numId w:val="1011"/>
-        </w:numPr>
-      </w:pPr>
-      <w:r>
-        <w:t xml:space="preserve">For Excel, work on a copy. Identify input ranges, formulas, tables, pivot sources and external links before changing anything.</w:t>
-      </w:r>
-    </w:p>
-    <w:p>
-      <w:pPr>
-        <w:pStyle w:val="Compact"/>
-        <w:numPr>
-          <w:ilvl w:val="0"/>
-          <w:numId w:val="1012"/>
-        </w:numPr>
-      </w:pPr>
-      <w:r>
-        <w:t xml:space="preserve">Resolve the blockers listed in your guide before doing the affected step.</w:t>
-      </w:r>
-    </w:p>
-    <w:bookmarkEnd w:id="23"/>
-    <w:bookmarkStart w:id="24" w:name="operating-controls-run-and-check"/>
-    <w:p>
-      <w:pPr>
-        <w:pStyle w:val="Heading2"/>
-      </w:pPr>
-      <w:r>
-        <w:t xml:space="preserve">Run and check</w:t>
-      </w:r>
-    </w:p>
-    <w:p>
-      <w:pPr>
-        <w:pStyle w:val="Compact"/>
-        <w:numPr>
-          <w:ilvl w:val="0"/>
-          <w:numId w:val="1013"/>
-        </w:numPr>
-      </w:pPr>
-      <w:r>
-        <w:t xml:space="preserve">Save the raw outputs, logs, parameters and row counts. Use a stable snapshot when running multiple queries.</w:t>
-      </w:r>
-    </w:p>
-    <w:p>
-      <w:pPr>
-        <w:pStyle w:val="Compact"/>
-        <w:numPr>
-          <w:ilvl w:val="0"/>
-          <w:numId w:val="1014"/>
-        </w:numPr>
-      </w:pPr>
-      <w:r>
-        <w:t xml:space="preserve">Check joins have not multiplied exposure; investigate missing mappings, geography, currency or other required values.</w:t>
-      </w:r>
-    </w:p>
-    <w:p>
-      <w:pPr>
-        <w:pStyle w:val="Compact"/>
-        <w:numPr>
-          <w:ilvl w:val="0"/>
-          <w:numId w:val="1015"/>
-        </w:numPr>
-      </w:pPr>
-      <w:r>
-        <w:t xml:space="preserve">Reconcile source → raw output → grouped output by relevant entity, peril and geography, including gross/net and FX movements.</w:t>
-      </w:r>
-    </w:p>
-    <w:p>
-      <w:pPr>
-        <w:pStyle w:val="Compact"/>
-        <w:numPr>
-          <w:ilvl w:val="0"/>
-          <w:numId w:val="1016"/>
-        </w:numPr>
-      </w:pPr>
-      <w:r>
-        <w:t xml:space="preserve">Before loading Excel, check headers/order, row counts, currency and units. Replace input rows only; preserve formulas and report areas.</w:t>
-      </w:r>
-    </w:p>
-    <w:p>
-      <w:pPr>
-        <w:pStyle w:val="Compact"/>
-        <w:numPr>
-          <w:ilvl w:val="0"/>
-          <w:numId w:val="1017"/>
-        </w:numPr>
-      </w:pPr>
-      <w:r>
-        <w:t xml:space="preserve">Extend approved formulas and table/pivot ranges to all new rows; remove stale input rows. Do not copy known inconsistent formulas or blindly refresh external links.</w:t>
-      </w:r>
-    </w:p>
-    <w:p>
-      <w:pPr>
-        <w:pStyle w:val="Compact"/>
-        <w:numPr>
-          <w:ilvl w:val="0"/>
-          <w:numId w:val="1018"/>
-        </w:numPr>
-      </w:pPr>
-      <w:r>
-        <w:t xml:space="preserve">Recalculate in Excel and reconcile report totals. Investigate errors, stale values and unexplained movements.</w:t>
-      </w:r>
-    </w:p>
-    <w:bookmarkEnd w:id="24"/>
-    <w:bookmarkStart w:id="25" w:name="operating-controls-finish"/>
-    <w:p>
-      <w:pPr>
-        <w:pStyle w:val="Heading2"/>
-      </w:pPr>
-      <w:r>
-        <w:t xml:space="preserve">Finish</w:t>
-      </w:r>
-    </w:p>
-    <w:p>
-      <w:pPr>
-        <w:pStyle w:val="Compact"/>
-        <w:numPr>
-          <w:ilvl w:val="0"/>
-          <w:numId w:val="1019"/>
-        </w:numPr>
-      </w:pPr>
-      <w:r>
-        <w:t xml:space="preserve">Use an approved source-to-destination map for any final-template transfer. Do not choose cells by colour or label alone.</w:t>
-      </w:r>
-    </w:p>
-    <w:p>
-      <w:pPr>
-        <w:pStyle w:val="Compact"/>
-        <w:numPr>
-          <w:ilvl w:val="0"/>
-          <w:numId w:val="1020"/>
-        </w:numPr>
-      </w:pPr>
-      <w:r>
-        <w:t xml:space="preserve">Log each transfer: source file/sheet/range, destination file/sheet/cell, value, measure, currency/unit, as-of date and assumption versions.</w:t>
-      </w:r>
-    </w:p>
-    <w:p>
-      <w:pPr>
-        <w:pStyle w:val="Compact"/>
-        <w:numPr>
-          <w:ilvl w:val="0"/>
-          <w:numId w:val="1021"/>
-        </w:numPr>
-      </w:pPr>
-      <w:r>
-        <w:t xml:space="preserve">Obtain reviewer sign-off and retain inputs, outputs, reconciliations, adjustments and final submission/delivery evidence together.</w:t>
+        <w:t xml:space="preserve">Save the workbook, extract and reconciliation together; transfer values only when the final template and destination cells have been agreed.</w:t>
       </w:r>
     </w:p>
     <w:p>
@@ -1322,29 +692,17 @@
           <w:b/>
           <w:bCs/>
         </w:rPr>
-        <w:t xml:space="preserve">Stop if</w:t>
-      </w:r>
-      <w:r>
-        <w:t xml:space="preserve"> </w:t>
-      </w:r>
-      <w:r>
-        <w:t xml:space="preserve">the source or assumptions are unapproved, a formula/pivot/handoff</w:t>
-      </w:r>
-      <w:r>
-        <w:t xml:space="preserve"> </w:t>
-      </w:r>
-      <w:r>
-        <w:t xml:space="preserve">cannot be traced, or differences exceed the agreed tolerance. A successful</w:t>
-      </w:r>
-      <w:r>
-        <w:t xml:space="preserve"> </w:t>
-      </w:r>
-      <w:r>
-        <w:t xml:space="preserve">command or refresh does not mean the return is complete.</w:t>
-      </w:r>
-    </w:p>
-    <w:bookmarkEnd w:id="25"/>
-    <w:bookmarkEnd w:id="26"/>
+        <w:t xml:space="preserve">To return to later:</w:t>
+      </w:r>
+      <w:r>
+        <w:t xml:space="preserve"> </w:t>
+      </w:r>
+      <w:r>
+        <w:t xml:space="preserve">obtain the final Lloyd’s/RDS template and agreed destination cells; these are calculation reports, not completed submission forms.</w:t>
+      </w:r>
+    </w:p>
+    <w:bookmarkEnd w:id="14"/>
+    <w:bookmarkEnd w:id="15"/>
     <w:sectPr>
       <w:footnotePr>
         <w:numRestart w:val="eachSect"/>
@@ -1455,109 +813,6 @@
       </w:pPr>
     </w:lvl>
   </w:abstractNum>
-  <w:abstractNum w:abstractNumId="991">
-    <w:nsid w:val="0000A991"/>
-    <w:multiLevelType w:val="multilevel"/>
-    <w:lvl w:ilvl="0">
-      <w:numFmt w:val="bullet"/>
-      <w:lvlText w:val=""/>
-      <w:lvlJc w:val="left"/>
-      <w:pPr>
-        <w:ind w:left="720" w:hanging="360"/>
-      </w:pPr>
-      <w:rPr>
-        <w:rFonts w:ascii="Symbol" w:hAnsi="Symbol" w:cs="Symbol" w:hint="default"/>
-      </w:rPr>
-    </w:lvl>
-    <w:lvl w:ilvl="1">
-      <w:numFmt w:val="bullet"/>
-      <w:lvlText w:val="o"/>
-      <w:lvlJc w:val="left"/>
-      <w:pPr>
-        <w:ind w:left="1440" w:hanging="360"/>
-      </w:pPr>
-      <w:rPr>
-        <w:rFonts w:ascii="Courier New" w:hAnsi="Courier New" w:cs="Courier New" w:hint="default"/>
-      </w:rPr>
-    </w:lvl>
-    <w:lvl w:ilvl="2">
-      <w:numFmt w:val="bullet"/>
-      <w:lvlText w:val=""/>
-      <w:lvlJc w:val="left"/>
-      <w:pPr>
-        <w:ind w:left="2160" w:hanging="360"/>
-      </w:pPr>
-      <w:rPr>
-        <w:rFonts w:ascii="Wingdings" w:hAnsi="Wingdings" w:cs="Wingdings" w:hint="default"/>
-      </w:rPr>
-    </w:lvl>
-    <w:lvl w:ilvl="3">
-      <w:numFmt w:val="bullet"/>
-      <w:lvlText w:val=""/>
-      <w:lvlJc w:val="left"/>
-      <w:pPr>
-        <w:ind w:left="2880" w:hanging="360"/>
-      </w:pPr>
-      <w:rPr>
-        <w:rFonts w:ascii="Symbol" w:hAnsi="Symbol" w:cs="Symbol" w:hint="default"/>
-      </w:rPr>
-    </w:lvl>
-    <w:lvl w:ilvl="4">
-      <w:numFmt w:val="bullet"/>
-      <w:lvlText w:val="o"/>
-      <w:lvlJc w:val="left"/>
-      <w:pPr>
-        <w:ind w:left="3600" w:hanging="360"/>
-      </w:pPr>
-      <w:rPr>
-        <w:rFonts w:ascii="Courier New" w:hAnsi="Courier New" w:cs="Courier New" w:hint="default"/>
-      </w:rPr>
-    </w:lvl>
-    <w:lvl w:ilvl="5">
-      <w:numFmt w:val="bullet"/>
-      <w:lvlText w:val=""/>
-      <w:lvlJc w:val="left"/>
-      <w:pPr>
-        <w:ind w:left="4320" w:hanging="360"/>
-      </w:pPr>
-      <w:rPr>
-        <w:rFonts w:ascii="Wingdings" w:hAnsi="Wingdings" w:cs="Wingdings" w:hint="default"/>
-      </w:rPr>
-    </w:lvl>
-    <w:lvl w:ilvl="6">
-      <w:numFmt w:val="bullet"/>
-      <w:lvlText w:val=""/>
-      <w:lvlJc w:val="left"/>
-      <w:pPr>
-        <w:ind w:left="5040" w:hanging="360"/>
-      </w:pPr>
-      <w:rPr>
-        <w:rFonts w:ascii="Symbol" w:hAnsi="Symbol" w:cs="Symbol" w:hint="default"/>
-      </w:rPr>
-    </w:lvl>
-    <w:lvl w:ilvl="7">
-      <w:numFmt w:val="bullet"/>
-      <w:lvlText w:val="o"/>
-      <w:lvlJc w:val="left"/>
-      <w:pPr>
-        <w:ind w:left="5760" w:hanging="360"/>
-      </w:pPr>
-      <w:rPr>
-        <w:rFonts w:ascii="Courier New" w:hAnsi="Courier New" w:cs="Courier New" w:hint="default"/>
-      </w:rPr>
-    </w:lvl>
-    <w:lvl w:ilvl="8">
-      <w:numFmt w:val="bullet"/>
-      <w:lvlText w:val=""/>
-      <w:lvlJc w:val="left"/>
-      <w:pPr>
-        <w:ind w:left="6480" w:hanging="360"/>
-      </w:pPr>
-      <w:rPr>
-        <w:rFonts w:ascii="Wingdings" w:hAnsi="Wingdings" w:cs="Wingdings" w:hint="default"/>
-      </w:rPr>
-    </w:lvl>
-  </w:abstractNum>
   <w:abstractNum w:abstractNumId="99411">
     <w:nsid w:val="00A99411"/>
     <w:multiLevelType w:val="multilevel"/>
@@ -1643,99 +898,158 @@
       </w:pPr>
     </w:lvl>
   </w:abstractNum>
-  <w:abstractNum w:abstractNumId="992">
-    <w:nsid w:val="0000A992"/>
-    <w:multiLevelType w:val="multilevel"/>
-    <w:lvl w:ilvl="0">
-      <w:numFmt w:val="bullet"/>
-      <w:lvlText w:val="☐"/>
-      <w:lvlJc w:val="left"/>
-      <w:pPr>
-        <w:ind w:left="720" w:hanging="360"/>
-      </w:pPr>
-    </w:lvl>
-    <w:lvl w:ilvl="1">
-      <w:numFmt w:val="bullet"/>
-      <w:lvlText w:val="☐"/>
-      <w:lvlJc w:val="left"/>
-      <w:pPr>
-        <w:ind w:left="1440" w:hanging="360"/>
-      </w:pPr>
-    </w:lvl>
-    <w:lvl w:ilvl="2">
-      <w:numFmt w:val="bullet"/>
-      <w:lvlText w:val="☐"/>
-      <w:lvlJc w:val="left"/>
-      <w:pPr>
-        <w:ind w:left="2160" w:hanging="360"/>
-      </w:pPr>
-    </w:lvl>
-    <w:lvl w:ilvl="3">
-      <w:numFmt w:val="bullet"/>
-      <w:lvlText w:val="☐"/>
-      <w:lvlJc w:val="left"/>
-      <w:pPr>
-        <w:ind w:left="2880" w:hanging="360"/>
-      </w:pPr>
-    </w:lvl>
-    <w:lvl w:ilvl="4">
-      <w:numFmt w:val="bullet"/>
-      <w:lvlText w:val="☐"/>
-      <w:lvlJc w:val="left"/>
-      <w:pPr>
-        <w:ind w:left="3600" w:hanging="360"/>
-      </w:pPr>
-    </w:lvl>
-    <w:lvl w:ilvl="5">
-      <w:numFmt w:val="bullet"/>
-      <w:lvlText w:val="☐"/>
-      <w:lvlJc w:val="left"/>
-      <w:pPr>
-        <w:ind w:left="4320" w:hanging="360"/>
-      </w:pPr>
-    </w:lvl>
-    <w:lvl w:ilvl="6">
-      <w:numFmt w:val="bullet"/>
-      <w:lvlText w:val="☐"/>
-      <w:lvlJc w:val="left"/>
-      <w:pPr>
-        <w:ind w:left="5040" w:hanging="360"/>
-      </w:pPr>
-    </w:lvl>
-    <w:lvl w:ilvl="7">
-      <w:numFmt w:val="bullet"/>
-      <w:lvlText w:val="☐"/>
-      <w:lvlJc w:val="left"/>
-      <w:pPr>
-        <w:ind w:left="5760" w:hanging="360"/>
-      </w:pPr>
-    </w:lvl>
-    <w:lvl w:ilvl="8">
-      <w:numFmt w:val="bullet"/>
-      <w:lvlText w:val="☐"/>
-      <w:lvlJc w:val="left"/>
-      <w:pPr>
-        <w:ind w:left="6480" w:hanging="360"/>
-      </w:pPr>
-    </w:lvl>
-  </w:abstractNum>
   <w:num w:numId="1000">
     <w:abstractNumId w:val="990"/>
   </w:num>
   <w:num w:numId="1001">
-    <w:abstractNumId w:val="991"/>
+    <w:abstractNumId w:val="99411"/>
+    <w:lvlOverride w:ilvl="0">
+      <w:startOverride w:val="1"/>
+    </w:lvlOverride>
+    <w:lvlOverride w:ilvl="1">
+      <w:startOverride w:val="1"/>
+    </w:lvlOverride>
+    <w:lvlOverride w:ilvl="2">
+      <w:startOverride w:val="1"/>
+    </w:lvlOverride>
+    <w:lvlOverride w:ilvl="3">
+      <w:startOverride w:val="1"/>
+    </w:lvlOverride>
+    <w:lvlOverride w:ilvl="4">
+      <w:startOverride w:val="1"/>
+    </w:lvlOverride>
+    <w:lvlOverride w:ilvl="5">
+      <w:startOverride w:val="1"/>
+    </w:lvlOverride>
+    <w:lvlOverride w:ilvl="6">
+      <w:startOverride w:val="1"/>
+    </w:lvlOverride>
+    <w:lvlOverride w:ilvl="7">
+      <w:startOverride w:val="1"/>
+    </w:lvlOverride>
+    <w:lvlOverride w:ilvl="8">
+      <w:startOverride w:val="1"/>
+    </w:lvlOverride>
   </w:num>
   <w:num w:numId="1002">
-    <w:abstractNumId w:val="991"/>
+    <w:abstractNumId w:val="99411"/>
+    <w:lvlOverride w:ilvl="0">
+      <w:startOverride w:val="1"/>
+    </w:lvlOverride>
+    <w:lvlOverride w:ilvl="1">
+      <w:startOverride w:val="1"/>
+    </w:lvlOverride>
+    <w:lvlOverride w:ilvl="2">
+      <w:startOverride w:val="1"/>
+    </w:lvlOverride>
+    <w:lvlOverride w:ilvl="3">
+      <w:startOverride w:val="1"/>
+    </w:lvlOverride>
+    <w:lvlOverride w:ilvl="4">
+      <w:startOverride w:val="1"/>
+    </w:lvlOverride>
+    <w:lvlOverride w:ilvl="5">
+      <w:startOverride w:val="1"/>
+    </w:lvlOverride>
+    <w:lvlOverride w:ilvl="6">
+      <w:startOverride w:val="1"/>
+    </w:lvlOverride>
+    <w:lvlOverride w:ilvl="7">
+      <w:startOverride w:val="1"/>
+    </w:lvlOverride>
+    <w:lvlOverride w:ilvl="8">
+      <w:startOverride w:val="1"/>
+    </w:lvlOverride>
   </w:num>
   <w:num w:numId="1003">
-    <w:abstractNumId w:val="991"/>
+    <w:abstractNumId w:val="99411"/>
+    <w:lvlOverride w:ilvl="0">
+      <w:startOverride w:val="1"/>
+    </w:lvlOverride>
+    <w:lvlOverride w:ilvl="1">
+      <w:startOverride w:val="1"/>
+    </w:lvlOverride>
+    <w:lvlOverride w:ilvl="2">
+      <w:startOverride w:val="1"/>
+    </w:lvlOverride>
+    <w:lvlOverride w:ilvl="3">
+      <w:startOverride w:val="1"/>
+    </w:lvlOverride>
+    <w:lvlOverride w:ilvl="4">
+      <w:startOverride w:val="1"/>
+    </w:lvlOverride>
+    <w:lvlOverride w:ilvl="5">
+      <w:startOverride w:val="1"/>
+    </w:lvlOverride>
+    <w:lvlOverride w:ilvl="6">
+      <w:startOverride w:val="1"/>
+    </w:lvlOverride>
+    <w:lvlOverride w:ilvl="7">
+      <w:startOverride w:val="1"/>
+    </w:lvlOverride>
+    <w:lvlOverride w:ilvl="8">
+      <w:startOverride w:val="1"/>
+    </w:lvlOverride>
   </w:num>
   <w:num w:numId="1004">
-    <w:abstractNumId w:val="991"/>
+    <w:abstractNumId w:val="99411"/>
+    <w:lvlOverride w:ilvl="0">
+      <w:startOverride w:val="1"/>
+    </w:lvlOverride>
+    <w:lvlOverride w:ilvl="1">
+      <w:startOverride w:val="1"/>
+    </w:lvlOverride>
+    <w:lvlOverride w:ilvl="2">
+      <w:startOverride w:val="1"/>
+    </w:lvlOverride>
+    <w:lvlOverride w:ilvl="3">
+      <w:startOverride w:val="1"/>
+    </w:lvlOverride>
+    <w:lvlOverride w:ilvl="4">
+      <w:startOverride w:val="1"/>
+    </w:lvlOverride>
+    <w:lvlOverride w:ilvl="5">
+      <w:startOverride w:val="1"/>
+    </w:lvlOverride>
+    <w:lvlOverride w:ilvl="6">
+      <w:startOverride w:val="1"/>
+    </w:lvlOverride>
+    <w:lvlOverride w:ilvl="7">
+      <w:startOverride w:val="1"/>
+    </w:lvlOverride>
+    <w:lvlOverride w:ilvl="8">
+      <w:startOverride w:val="1"/>
+    </w:lvlOverride>
   </w:num>
   <w:num w:numId="1005">
-    <w:abstractNumId w:val="991"/>
+    <w:abstractNumId w:val="99411"/>
+    <w:lvlOverride w:ilvl="0">
+      <w:startOverride w:val="1"/>
+    </w:lvlOverride>
+    <w:lvlOverride w:ilvl="1">
+      <w:startOverride w:val="1"/>
+    </w:lvlOverride>
+    <w:lvlOverride w:ilvl="2">
+      <w:startOverride w:val="1"/>
+    </w:lvlOverride>
+    <w:lvlOverride w:ilvl="3">
+      <w:startOverride w:val="1"/>
+    </w:lvlOverride>
+    <w:lvlOverride w:ilvl="4">
+      <w:startOverride w:val="1"/>
+    </w:lvlOverride>
+    <w:lvlOverride w:ilvl="5">
+      <w:startOverride w:val="1"/>
+    </w:lvlOverride>
+    <w:lvlOverride w:ilvl="6">
+      <w:startOverride w:val="1"/>
+    </w:lvlOverride>
+    <w:lvlOverride w:ilvl="7">
+      <w:startOverride w:val="1"/>
+    </w:lvlOverride>
+    <w:lvlOverride w:ilvl="8">
+      <w:startOverride w:val="1"/>
+    </w:lvlOverride>
   </w:num>
   <w:num w:numId="1006">
     <w:abstractNumId w:val="99411"/>
@@ -1766,51 +1080,6 @@
     <w:lvlOverride w:ilvl="8">
       <w:startOverride w:val="1"/>
     </w:lvlOverride>
-  </w:num>
-  <w:num w:numId="1007">
-    <w:abstractNumId w:val="992"/>
-  </w:num>
-  <w:num w:numId="1008">
-    <w:abstractNumId w:val="992"/>
-  </w:num>
-  <w:num w:numId="1009">
-    <w:abstractNumId w:val="992"/>
-  </w:num>
-  <w:num w:numId="1010">
-    <w:abstractNumId w:val="992"/>
-  </w:num>
-  <w:num w:numId="1011">
-    <w:abstractNumId w:val="992"/>
-  </w:num>
-  <w:num w:numId="1012">
-    <w:abstractNumId w:val="992"/>
-  </w:num>
-  <w:num w:numId="1013">
-    <w:abstractNumId w:val="992"/>
-  </w:num>
-  <w:num w:numId="1014">
-    <w:abstractNumId w:val="992"/>
-  </w:num>
-  <w:num w:numId="1015">
-    <w:abstractNumId w:val="992"/>
-  </w:num>
-  <w:num w:numId="1016">
-    <w:abstractNumId w:val="992"/>
-  </w:num>
-  <w:num w:numId="1017">
-    <w:abstractNumId w:val="992"/>
-  </w:num>
-  <w:num w:numId="1018">
-    <w:abstractNumId w:val="992"/>
-  </w:num>
-  <w:num w:numId="1019">
-    <w:abstractNumId w:val="992"/>
-  </w:num>
-  <w:num w:numId="1020">
-    <w:abstractNumId w:val="992"/>
-  </w:num>
-  <w:num w:numId="1021">
-    <w:abstractNumId w:val="992"/>
   </w:num>
 </w:numbering>
 </file>

--- a/docs/generated/Lloyds-Supplementary-Jan-2026.docx
+++ b/docs/generated/Lloyds-Supplementary-Jan-2026.docx
@@ -18,22 +18,61 @@
         <w:t xml:space="preserve">January 2026</w:t>
       </w:r>
     </w:p>
-    <w:bookmarkStart w:id="15" w:name="Xb513895b909de9f929f378d9679964331dca85f"/>
+    <w:bookmarkStart w:id="14" w:name="lloyds-runbook-lloyd-s-quick-steps"/>
     <w:p>
       <w:pPr>
         <w:pStyle w:val="Heading1"/>
       </w:pPr>
       <w:r>
-        <w:t xml:space="preserve">Lloyd’s supplementary — SQL and Excel</w:t>
-      </w:r>
-    </w:p>
-    <w:bookmarkStart w:id="9" w:name="lloyds-runbook-start-here"/>
+        <w:t xml:space="preserve">Lloyd’s — quick steps</w:t>
+      </w:r>
+    </w:p>
+    <w:p>
+      <w:pPr>
+        <w:pStyle w:val="FirstParagraph"/>
+      </w:pPr>
+      <w:r>
+        <w:t xml:space="preserve">Use working copies from</w:t>
+      </w:r>
+      <w:r>
+        <w:t xml:space="preserve"> </w:t>
+      </w:r>
+      <w:r>
+        <w:rPr>
+          <w:rStyle w:val="VerbatimChar"/>
+        </w:rPr>
+        <w:t xml:space="preserve">lloyds/workbooks/</w:t>
+      </w:r>
+      <w:r>
+        <w:t xml:space="preserve">; match the filename endings below.</w:t>
+      </w:r>
+      <w:r>
+        <w:t xml:space="preserve"> </w:t>
+      </w:r>
+      <w:r>
+        <w:t xml:space="preserve">Clear old input rows first, paste</w:t>
+      </w:r>
+      <w:r>
+        <w:t xml:space="preserve"> </w:t>
+      </w:r>
+      <w:r>
+        <w:rPr>
+          <w:b/>
+          <w:bCs/>
+        </w:rPr>
+        <w:t xml:space="preserve">without headers from row 2</w:t>
+      </w:r>
+      <w:r>
+        <w:t xml:space="preserve">, and keep formulas and scale factors intact.</w:t>
+      </w:r>
+    </w:p>
+    <w:bookmarkStart w:id="9" w:name="lloyds-runbook-south-africa"/>
     <w:p>
       <w:pPr>
         <w:pStyle w:val="Heading2"/>
       </w:pPr>
       <w:r>
-        <w:t xml:space="preserve">Start here</w:t>
+        <w:t xml:space="preserve">South Africa</w:t>
       </w:r>
     </w:p>
     <w:p>
@@ -45,7 +84,7 @@
         </w:numPr>
       </w:pPr>
       <w:r>
-        <w:t xml:space="preserve">Open working copies of the required calculation workbooks in</w:t>
+        <w:t xml:space="preserve">Run</w:t>
       </w:r>
       <w:r>
         <w:t xml:space="preserve"> </w:t>
@@ -54,10 +93,13 @@
         <w:rPr>
           <w:rStyle w:val="VerbatimChar"/>
         </w:rPr>
-        <w:t xml:space="preserve">lloyds/workbooks/</w:t>
-      </w:r>
-      <w:r>
-        <w:t xml:space="preserve">.</w:t>
+        <w:t xml:space="preserve">lloyds/sql/SouthAfrica_Aggs.sql</w:t>
+      </w:r>
+      <w:r>
+        <w:t xml:space="preserve"> </w:t>
+      </w:r>
+      <w:r>
+        <w:t xml:space="preserve">and export the results.</w:t>
       </w:r>
     </w:p>
     <w:p>
@@ -69,7 +111,7 @@
         </w:numPr>
       </w:pPr>
       <w:r>
-        <w:t xml:space="preserve">Keep</w:t>
+        <w:t xml:space="preserve">In the workbook ending</w:t>
       </w:r>
       <w:r>
         <w:t xml:space="preserve"> </w:t>
@@ -78,13 +120,10 @@
         <w:rPr>
           <w:rStyle w:val="VerbatimChar"/>
         </w:rPr>
-        <w:t xml:space="preserve">lloyds/source/Supplementary Info UKEU S33.xlsx</w:t>
-      </w:r>
-      <w:r>
-        <w:t xml:space="preserve"> </w:t>
-      </w:r>
-      <w:r>
-        <w:t xml:space="preserve">and its accompanying</w:t>
+        <w:t xml:space="preserve">South Africa EQ - Jan 2026.xlsx</w:t>
+      </w:r>
+      <w:r>
+        <w:t xml:space="preserve">, paste into</w:t>
       </w:r>
       <w:r>
         <w:t xml:space="preserve"> </w:t>
@@ -93,13 +132,13 @@
         <w:rPr>
           <w:rStyle w:val="VerbatimChar"/>
         </w:rPr>
-        <w:t xml:space="preserve">.msg</w:t>
-      </w:r>
-      <w:r>
-        <w:t xml:space="preserve"> </w:t>
-      </w:r>
-      <w:r>
-        <w:t xml:space="preserve">correspondence as source evidence, not ready-to-paste extracts.</w:t>
+        <w:t xml:space="preserve">Core data!A2</w:t>
+      </w:r>
+      <w:r>
+        <w:t xml:space="preserve"> </w:t>
+      </w:r>
+      <w:r>
+        <w:t xml:space="preserve">(A:R), preserve S and fill the correct T:U formulas down.</w:t>
       </w:r>
     </w:p>
     <w:p>
@@ -111,59 +150,32 @@
         </w:numPr>
       </w:pPr>
       <w:r>
-        <w:t xml:space="preserve">Obtain the matching extract for each branch below and check its headers against the workbook before loading it.</w:t>
-      </w:r>
-    </w:p>
-    <w:p>
-      <w:pPr>
-        <w:pStyle w:val="Compact"/>
-        <w:numPr>
-          <w:ilvl w:val="0"/>
-          <w:numId w:val="1001"/>
-        </w:numPr>
-      </w:pPr>
-      <w:r>
-        <w:t xml:space="preserve">Clear old input rows only and paste</w:t>
-      </w:r>
-      <w:r>
-        <w:t xml:space="preserve"> </w:t>
-      </w:r>
-      <w:r>
-        <w:rPr>
-          <w:b/>
-          <w:bCs/>
-        </w:rPr>
-        <w:t xml:space="preserve">data without headers from row 2</w:t>
-      </w:r>
-      <w:r>
-        <w:t xml:space="preserve">, preserving the existing headers, scale factors, formulas and report areas.</w:t>
+        <w:t xml:space="preserve">Refresh</w:t>
+      </w:r>
+      <w:r>
+        <w:t xml:space="preserve"> </w:t>
+      </w:r>
+      <w:r>
+        <w:rPr>
+          <w:rStyle w:val="VerbatimChar"/>
+        </w:rPr>
+        <w:t xml:space="preserve">05 South Africa EQ Aggs</w:t>
+      </w:r>
+      <w:r>
+        <w:t xml:space="preserve"> </w:t>
+      </w:r>
+      <w:r>
+        <w:t xml:space="preserve">and check its totals against the export.</w:t>
       </w:r>
     </w:p>
     <w:bookmarkEnd w:id="9"/>
-    <w:bookmarkStart w:id="10" w:name="X9c17fb5bf54c353e7a15deaea1177faaf3b80c3"/>
+    <w:bookmarkStart w:id="10" w:name="lloyds-runbook-california"/>
     <w:p>
       <w:pPr>
         <w:pStyle w:val="Heading2"/>
       </w:pPr>
       <w:r>
-        <w:t xml:space="preserve">Rest of World — country and peril</w:t>
-      </w:r>
-    </w:p>
-    <w:p>
-      <w:pPr>
-        <w:pStyle w:val="FirstParagraph"/>
-      </w:pPr>
-      <w:r>
-        <w:t xml:space="preserve">Workbook:</w:t>
-      </w:r>
-      <w:r>
-        <w:t xml:space="preserve"> </w:t>
-      </w:r>
-      <w:r>
-        <w:rPr>
-          <w:rStyle w:val="VerbatimChar"/>
-        </w:rPr>
-        <w:t xml:space="preserve">UKEU - Supplementary Info - RDL - Jan26 - Workings - ROW.xlsx</w:t>
+        <w:t xml:space="preserve">California</w:t>
       </w:r>
     </w:p>
     <w:p>
@@ -175,7 +187,7 @@
         </w:numPr>
       </w:pPr>
       <w:r>
-        <w:t xml:space="preserve">Obtain separate EQ, FR, FL and WS extracts using the S33 Weather evidence and confirmed transformations; the checked-in</w:t>
+        <w:t xml:space="preserve">Confirm the wildfire proxy/PML, then run</w:t>
       </w:r>
       <w:r>
         <w:t xml:space="preserve"> </w:t>
@@ -184,25 +196,13 @@
         <w:rPr>
           <w:rStyle w:val="VerbatimChar"/>
         </w:rPr>
-        <w:t xml:space="preserve">lloyds/sql/Supplementary Info - Workings - ROW Aggs - SQL.sql</w:t>
-      </w:r>
-      <w:r>
-        <w:t xml:space="preserve"> </w:t>
-      </w:r>
-      <w:r>
-        <w:t xml:space="preserve">is fixed to</w:t>
-      </w:r>
-      <w:r>
-        <w:t xml:space="preserve"> </w:t>
-      </w:r>
-      <w:r>
-        <w:rPr>
-          <w:rStyle w:val="VerbatimChar"/>
-        </w:rPr>
-        <w:t xml:space="preserve">3/3</w:t>
-      </w:r>
-      <w:r>
-        <w:t xml:space="preserve">, not all four perils.</w:t>
+        <w:t xml:space="preserve">lloyds/sql/FA_California_Aggs.sql</w:t>
+      </w:r>
+      <w:r>
+        <w:t xml:space="preserve"> </w:t>
+      </w:r>
+      <w:r>
+        <w:t xml:space="preserve">and export the results.</w:t>
       </w:r>
     </w:p>
     <w:p>
@@ -214,7 +214,7 @@
         </w:numPr>
       </w:pPr>
       <w:r>
-        <w:t xml:space="preserve">Paste A:K from row 2 into</w:t>
+        <w:t xml:space="preserve">In the workbook ending</w:t>
       </w:r>
       <w:r>
         <w:t xml:space="preserve"> </w:t>
@@ -223,10 +223,10 @@
         <w:rPr>
           <w:rStyle w:val="VerbatimChar"/>
         </w:rPr>
-        <w:t xml:space="preserve">EQ Extract - Open Market</w:t>
-      </w:r>
-      <w:r>
-        <w:t xml:space="preserve">,</w:t>
+        <w:t xml:space="preserve">California WF.xlsx</w:t>
+      </w:r>
+      <w:r>
+        <w:t xml:space="preserve">, paste into</w:t>
       </w:r>
       <w:r>
         <w:t xml:space="preserve"> </w:t>
@@ -235,37 +235,13 @@
         <w:rPr>
           <w:rStyle w:val="VerbatimChar"/>
         </w:rPr>
-        <w:t xml:space="preserve">FR Extract  - Open Market</w:t>
-      </w:r>
-      <w:r>
-        <w:t xml:space="preserve">,</w:t>
-      </w:r>
-      <w:r>
-        <w:t xml:space="preserve"> </w:t>
-      </w:r>
-      <w:r>
-        <w:rPr>
-          <w:rStyle w:val="VerbatimChar"/>
-        </w:rPr>
-        <w:t xml:space="preserve">FL Extract - Open Market</w:t>
-      </w:r>
-      <w:r>
-        <w:t xml:space="preserve"> </w:t>
-      </w:r>
-      <w:r>
-        <w:t xml:space="preserve">and</w:t>
-      </w:r>
-      <w:r>
-        <w:t xml:space="preserve"> </w:t>
-      </w:r>
-      <w:r>
-        <w:rPr>
-          <w:rStyle w:val="VerbatimChar"/>
-        </w:rPr>
-        <w:t xml:space="preserve">WS Extract - Open Market</w:t>
-      </w:r>
-      <w:r>
-        <w:t xml:space="preserve">, respectively (FR has two spaces before the hyphen).</w:t>
+        <w:t xml:space="preserve">Core data!A2</w:t>
+      </w:r>
+      <w:r>
+        <w:t xml:space="preserve"> </w:t>
+      </w:r>
+      <w:r>
+        <w:t xml:space="preserve">(A:M), preserving N.</w:t>
       </w:r>
     </w:p>
     <w:p>
@@ -277,7 +253,7 @@
         </w:numPr>
       </w:pPr>
       <w:r>
-        <w:t xml:space="preserve">Preserve scale column L, extend the correct formulas in M and remove stale input/helper rows, including the flood sheet’s old</w:t>
+        <w:t xml:space="preserve">Check the report date and totals on</w:t>
       </w:r>
       <w:r>
         <w:t xml:space="preserve"> </w:t>
@@ -286,64 +262,20 @@
         <w:rPr>
           <w:rStyle w:val="VerbatimChar"/>
         </w:rPr>
-        <w:t xml:space="preserve">#N/A</w:t>
-      </w:r>
-      <w:r>
-        <w:t xml:space="preserve"> </w:t>
-      </w:r>
-      <w:r>
-        <w:t xml:space="preserve">rows.</w:t>
-      </w:r>
-    </w:p>
-    <w:p>
-      <w:pPr>
-        <w:pStyle w:val="Compact"/>
-        <w:numPr>
-          <w:ilvl w:val="0"/>
-          <w:numId w:val="1002"/>
-        </w:numPr>
-      </w:pPr>
-      <w:r>
-        <w:t xml:space="preserve">Confirm the measure, currency, scales and pivot ranges before refreshing the report</w:t>
-      </w:r>
-      <w:r>
-        <w:t xml:space="preserve"> </w:t>
-      </w:r>
-      <w:r>
-        <w:rPr>
-          <w:rStyle w:val="VerbatimChar"/>
-        </w:rPr>
-        <w:t xml:space="preserve">3. RoW Exposure Monitoring</w:t>
+        <w:t xml:space="preserve">06 California Wildfire Aggs</w:t>
       </w:r>
       <w:r>
         <w:t xml:space="preserve">.</w:t>
       </w:r>
     </w:p>
     <w:bookmarkEnd w:id="10"/>
-    <w:bookmarkStart w:id="11" w:name="Xb0884f1a3af61518e594a8cd38f95a2b604cae6"/>
+    <w:bookmarkStart w:id="11" w:name="lloyds-runbook-rest-of-world"/>
     <w:p>
       <w:pPr>
         <w:pStyle w:val="Heading2"/>
       </w:pPr>
       <w:r>
-        <w:t xml:space="preserve">South Africa — earthquake CRESTA</w:t>
-      </w:r>
-    </w:p>
-    <w:p>
-      <w:pPr>
-        <w:pStyle w:val="FirstParagraph"/>
-      </w:pPr>
-      <w:r>
-        <w:t xml:space="preserve">Workbook:</w:t>
-      </w:r>
-      <w:r>
-        <w:t xml:space="preserve"> </w:t>
-      </w:r>
-      <w:r>
-        <w:rPr>
-          <w:rStyle w:val="VerbatimChar"/>
-        </w:rPr>
-        <w:t xml:space="preserve">UKEU - Supplementary Info - Workings - South Africa EQ - Jan 2026.xlsx</w:t>
+        <w:t xml:space="preserve">Rest of World</w:t>
       </w:r>
     </w:p>
     <w:p>
@@ -355,7 +287,7 @@
         </w:numPr>
       </w:pPr>
       <w:r>
-        <w:t xml:space="preserve">Run the confirmed</w:t>
+        <w:t xml:space="preserve">Obtain separate EQ, FR, FL and WS extracts; the existing ROW SQL is fixed to</w:t>
       </w:r>
       <w:r>
         <w:t xml:space="preserve"> </w:t>
@@ -364,13 +296,10 @@
         <w:rPr>
           <w:rStyle w:val="VerbatimChar"/>
         </w:rPr>
-        <w:t xml:space="preserve">lloyds/sql/SouthAfrica_Aggs.sql</w:t>
-      </w:r>
-      <w:r>
-        <w:t xml:space="preserve"> </w:t>
-      </w:r>
-      <w:r>
-        <w:t xml:space="preserve">extraction or matching transformation; the S33 Quake tab alone lacks the required CRESTA fields.</w:t>
+        <w:t xml:space="preserve">3/3</w:t>
+      </w:r>
+      <w:r>
+        <w:t xml:space="preserve">, not all four perils.</w:t>
       </w:r>
     </w:p>
     <w:p>
@@ -382,7 +311,7 @@
         </w:numPr>
       </w:pPr>
       <w:r>
-        <w:t xml:space="preserve">Paste into</w:t>
+        <w:t xml:space="preserve">In the workbook ending</w:t>
       </w:r>
       <w:r>
         <w:t xml:space="preserve"> </w:t>
@@ -391,10 +320,64 @@
         <w:rPr>
           <w:rStyle w:val="VerbatimChar"/>
         </w:rPr>
-        <w:t xml:space="preserve">Core data!A2</w:t>
-      </w:r>
-      <w:r>
-        <w:t xml:space="preserve">, filling A:R only, preserve scale column S and extend the correct formulas in T:U.</w:t>
+        <w:t xml:space="preserve">ROW.xlsx</w:t>
+      </w:r>
+      <w:r>
+        <w:t xml:space="preserve">, paste A:K into the matching</w:t>
+      </w:r>
+      <w:r>
+        <w:t xml:space="preserve"> </w:t>
+      </w:r>
+      <w:r>
+        <w:rPr>
+          <w:rStyle w:val="VerbatimChar"/>
+        </w:rPr>
+        <w:t xml:space="preserve">EQ</w:t>
+      </w:r>
+      <w:r>
+        <w:t xml:space="preserve">,</w:t>
+      </w:r>
+      <w:r>
+        <w:t xml:space="preserve"> </w:t>
+      </w:r>
+      <w:r>
+        <w:rPr>
+          <w:rStyle w:val="VerbatimChar"/>
+        </w:rPr>
+        <w:t xml:space="preserve">FR</w:t>
+      </w:r>
+      <w:r>
+        <w:t xml:space="preserve">,</w:t>
+      </w:r>
+      <w:r>
+        <w:t xml:space="preserve"> </w:t>
+      </w:r>
+      <w:r>
+        <w:rPr>
+          <w:rStyle w:val="VerbatimChar"/>
+        </w:rPr>
+        <w:t xml:space="preserve">FL</w:t>
+      </w:r>
+      <w:r>
+        <w:t xml:space="preserve"> </w:t>
+      </w:r>
+      <w:r>
+        <w:t xml:space="preserve">and</w:t>
+      </w:r>
+      <w:r>
+        <w:t xml:space="preserve"> </w:t>
+      </w:r>
+      <w:r>
+        <w:rPr>
+          <w:rStyle w:val="VerbatimChar"/>
+        </w:rPr>
+        <w:t xml:space="preserve">WS Extract - Open Market</w:t>
+      </w:r>
+      <w:r>
+        <w:t xml:space="preserve"> </w:t>
+      </w:r>
+      <w:r>
+        <w:t xml:space="preserve">sheets from A2, preserve L and fill the correct M formulas down.</w:t>
       </w:r>
     </w:p>
     <w:p>
@@ -406,7 +389,7 @@
         </w:numPr>
       </w:pPr>
       <w:r>
-        <w:t xml:space="preserve">Confirm gross/net treatment, currency, report date, source ranges and blank/unmapped CRESTA treatment before refreshing</w:t>
+        <w:t xml:space="preserve">Update the pivot ranges, refresh</w:t>
       </w:r>
       <w:r>
         <w:t xml:space="preserve"> </w:t>
@@ -415,37 +398,23 @@
         <w:rPr>
           <w:rStyle w:val="VerbatimChar"/>
         </w:rPr>
-        <w:t xml:space="preserve">05 South Africa EQ Aggs</w:t>
-      </w:r>
-      <w:r>
-        <w:t xml:space="preserve">.</w:t>
+        <w:t xml:space="preserve">3. RoW Exposure Monitoring</w:t>
+      </w:r>
+      <w:r>
+        <w:t xml:space="preserve"> </w:t>
+      </w:r>
+      <w:r>
+        <w:t xml:space="preserve">and check totals.</w:t>
       </w:r>
     </w:p>
     <w:bookmarkEnd w:id="11"/>
-    <w:bookmarkStart w:id="12" w:name="Xea29828069445c7d8db0899008043c0419f74a2"/>
+    <w:bookmarkStart w:id="12" w:name="lloyds-runbook-europe"/>
     <w:p>
       <w:pPr>
         <w:pStyle w:val="Heading2"/>
       </w:pPr>
       <w:r>
-        <w:t xml:space="preserve">California — wildfire county</w:t>
-      </w:r>
-    </w:p>
-    <w:p>
-      <w:pPr>
-        <w:pStyle w:val="FirstParagraph"/>
-      </w:pPr>
-      <w:r>
-        <w:t xml:space="preserve">Workbook:</w:t>
-      </w:r>
-      <w:r>
-        <w:t xml:space="preserve"> </w:t>
-      </w:r>
-      <w:r>
-        <w:rPr>
-          <w:rStyle w:val="VerbatimChar"/>
-        </w:rPr>
-        <w:t xml:space="preserve">UKEU - Supplementary Info - RDL - Jan26 - Workings - California WF.xlsx</w:t>
+        <w:t xml:space="preserve">Europe</w:t>
       </w:r>
     </w:p>
     <w:p>
@@ -457,19 +426,7 @@
         </w:numPr>
       </w:pPr>
       <w:r>
-        <w:t xml:space="preserve">Confirm the wildfire exposure/proxy and PML before using</w:t>
-      </w:r>
-      <w:r>
-        <w:t xml:space="preserve"> </w:t>
-      </w:r>
-      <w:r>
-        <w:rPr>
-          <w:rStyle w:val="VerbatimChar"/>
-        </w:rPr>
-        <w:t xml:space="preserve">lloyds/sql/FA_California_Aggs.sql</w:t>
-      </w:r>
-      <w:r>
-        <w:t xml:space="preserve">; do not invent county data from S33.</w:t>
+        <w:t xml:space="preserve">Obtain separate earthquake and flood extracts; no matching producer is supplied yet.</w:t>
       </w:r>
     </w:p>
     <w:p>
@@ -481,7 +438,7 @@
         </w:numPr>
       </w:pPr>
       <w:r>
-        <w:t xml:space="preserve">Paste into</w:t>
+        <w:t xml:space="preserve">In the workbook ending</w:t>
       </w:r>
       <w:r>
         <w:t xml:space="preserve"> </w:t>
@@ -490,10 +447,37 @@
         <w:rPr>
           <w:rStyle w:val="VerbatimChar"/>
         </w:rPr>
-        <w:t xml:space="preserve">Core data!A2</w:t>
-      </w:r>
-      <w:r>
-        <w:t xml:space="preserve">, filling A:M only, and preserve helper column N.</w:t>
+        <w:t xml:space="preserve">EU Cresta.xlsx</w:t>
+      </w:r>
+      <w:r>
+        <w:t xml:space="preserve">, paste A:R into</w:t>
+      </w:r>
+      <w:r>
+        <w:t xml:space="preserve"> </w:t>
+      </w:r>
+      <w:r>
+        <w:rPr>
+          <w:rStyle w:val="VerbatimChar"/>
+        </w:rPr>
+        <w:t xml:space="preserve">Core data EQ!A2</w:t>
+      </w:r>
+      <w:r>
+        <w:t xml:space="preserve"> </w:t>
+      </w:r>
+      <w:r>
+        <w:t xml:space="preserve">and</w:t>
+      </w:r>
+      <w:r>
+        <w:t xml:space="preserve"> </w:t>
+      </w:r>
+      <w:r>
+        <w:rPr>
+          <w:rStyle w:val="VerbatimChar"/>
+        </w:rPr>
+        <w:t xml:space="preserve">Core data FL!A2</w:t>
+      </w:r>
+      <w:r>
+        <w:t xml:space="preserve">, preserving S:U.</w:t>
       </w:r>
     </w:p>
     <w:p>
@@ -505,7 +489,7 @@
         </w:numPr>
       </w:pPr>
       <w:r>
-        <w:t xml:space="preserve">Resolve the report-date mismatch before reviewing</w:t>
+        <w:t xml:space="preserve">Correct the mixed source/USD flood formulas before filling down or refreshing</w:t>
       </w:r>
       <w:r>
         <w:t xml:space="preserve"> </w:t>
@@ -514,37 +498,20 @@
         <w:rPr>
           <w:rStyle w:val="VerbatimChar"/>
         </w:rPr>
-        <w:t xml:space="preserve">06 California Wildfire Aggs</w:t>
+        <w:t xml:space="preserve">11 LIC EU CRESTA</w:t>
       </w:r>
       <w:r>
         <w:t xml:space="preserve">.</w:t>
       </w:r>
     </w:p>
     <w:bookmarkEnd w:id="12"/>
-    <w:bookmarkStart w:id="13" w:name="Xa540dbe1a82d482423091d7a60609186a41fb86"/>
+    <w:bookmarkStart w:id="13" w:name="lloyds-runbook-finish"/>
     <w:p>
       <w:pPr>
         <w:pStyle w:val="Heading2"/>
       </w:pPr>
       <w:r>
-        <w:t xml:space="preserve">Europe — earthquake and flood CRESTA</w:t>
-      </w:r>
-    </w:p>
-    <w:p>
-      <w:pPr>
-        <w:pStyle w:val="FirstParagraph"/>
-      </w:pPr>
-      <w:r>
-        <w:t xml:space="preserve">Workbook:</w:t>
-      </w:r>
-      <w:r>
-        <w:t xml:space="preserve"> </w:t>
-      </w:r>
-      <w:r>
-        <w:rPr>
-          <w:rStyle w:val="VerbatimChar"/>
-        </w:rPr>
-        <w:t xml:space="preserve">UKEU - Supplementary Info - RDL - Jan26 - Workings - EU Cresta.xlsx</w:t>
+        <w:t xml:space="preserve">Finish</w:t>
       </w:r>
     </w:p>
     <w:p>
@@ -556,22 +523,7 @@
         </w:numPr>
       </w:pPr>
       <w:r>
-        <w:t xml:space="preserve">Obtain separately confirmed EQ and FL extracts; the S33</w:t>
-      </w:r>
-      <w:r>
-        <w:t xml:space="preserve"> </w:t>
-      </w:r>
-      <w:r>
-        <w:rPr>
-          <w:rStyle w:val="VerbatimChar"/>
-        </w:rPr>
-        <w:t xml:space="preserve">EU exposure - weather &amp; quake</w:t>
-      </w:r>
-      <w:r>
-        <w:t xml:space="preserve"> </w:t>
-      </w:r>
-      <w:r>
-        <w:t xml:space="preserve">tab needs a transformation and no matching producer is checked in.</w:t>
+        <w:t xml:space="preserve">Check currency, units, scales, dates, missing geography and formula errors; do not blindly refresh external links.</w:t>
       </w:r>
     </w:p>
     <w:p>
@@ -583,104 +535,7 @@
         </w:numPr>
       </w:pPr>
       <w:r>
-        <w:t xml:space="preserve">Paste into</w:t>
-      </w:r>
-      <w:r>
-        <w:t xml:space="preserve"> </w:t>
-      </w:r>
-      <w:r>
-        <w:rPr>
-          <w:rStyle w:val="VerbatimChar"/>
-        </w:rPr>
-        <w:t xml:space="preserve">Core data EQ!A2</w:t>
-      </w:r>
-      <w:r>
-        <w:t xml:space="preserve"> </w:t>
-      </w:r>
-      <w:r>
-        <w:t xml:space="preserve">and</w:t>
-      </w:r>
-      <w:r>
-        <w:t xml:space="preserve"> </w:t>
-      </w:r>
-      <w:r>
-        <w:rPr>
-          <w:rStyle w:val="VerbatimChar"/>
-        </w:rPr>
-        <w:t xml:space="preserve">Core data FL!A2</w:t>
-      </w:r>
-      <w:r>
-        <w:t xml:space="preserve">, filling A:R only and preserving scale S and formulas T:U.</w:t>
-      </w:r>
-    </w:p>
-    <w:p>
-      <w:pPr>
-        <w:pStyle w:val="Compact"/>
-        <w:numPr>
-          <w:ilvl w:val="0"/>
-          <w:numId w:val="1005"/>
-        </w:numPr>
-      </w:pPr>
-      <w:r>
-        <w:t xml:space="preserve">Resolve the mixed source/USD flood formulas before filling down, and confirm FX direction/date and unmapped-zone treatment before reviewing</w:t>
-      </w:r>
-      <w:r>
-        <w:t xml:space="preserve"> </w:t>
-      </w:r>
-      <w:r>
-        <w:rPr>
-          <w:rStyle w:val="VerbatimChar"/>
-        </w:rPr>
-        <w:t xml:space="preserve">11 LIC EU CRESTA</w:t>
-      </w:r>
-      <w:r>
-        <w:t xml:space="preserve">.</w:t>
-      </w:r>
-    </w:p>
-    <w:bookmarkEnd w:id="13"/>
-    <w:bookmarkStart w:id="14" w:name="lloyds-runbook-finish-each-branch"/>
-    <w:p>
-      <w:pPr>
-        <w:pStyle w:val="Heading2"/>
-      </w:pPr>
-      <w:r>
-        <w:t xml:space="preserve">Finish each branch</w:t>
-      </w:r>
-    </w:p>
-    <w:p>
-      <w:pPr>
-        <w:pStyle w:val="Compact"/>
-        <w:numPr>
-          <w:ilvl w:val="0"/>
-          <w:numId w:val="1006"/>
-        </w:numPr>
-      </w:pPr>
-      <w:r>
-        <w:t xml:space="preserve">Extend only confirmed formulas and source ranges through the new data, refresh the relevant pivots and recalculate in Excel without blindly updating external links.</w:t>
-      </w:r>
-    </w:p>
-    <w:p>
-      <w:pPr>
-        <w:pStyle w:val="Compact"/>
-        <w:numPr>
-          <w:ilvl w:val="0"/>
-          <w:numId w:val="1006"/>
-        </w:numPr>
-      </w:pPr>
-      <w:r>
-        <w:t xml:space="preserve">Reconcile report totals and agreed exclusions to the extract and resolve formula errors, missing geography and unexplained differences.</w:t>
-      </w:r>
-    </w:p>
-    <w:p>
-      <w:pPr>
-        <w:pStyle w:val="Compact"/>
-        <w:numPr>
-          <w:ilvl w:val="0"/>
-          <w:numId w:val="1006"/>
-        </w:numPr>
-      </w:pPr>
-      <w:r>
-        <w:t xml:space="preserve">Save the workbook, extract and reconciliation together; transfer values only when the final template and destination cells have been agreed.</w:t>
+        <w:t xml:space="preserve">Reconcile each report and agreed exclusions to its extract, then save the workbook and CSV together.</w:t>
       </w:r>
     </w:p>
     <w:p>
@@ -692,17 +547,17 @@
           <w:b/>
           <w:bCs/>
         </w:rPr>
-        <w:t xml:space="preserve">To return to later:</w:t>
-      </w:r>
-      <w:r>
-        <w:t xml:space="preserve"> </w:t>
-      </w:r>
-      <w:r>
-        <w:t xml:space="preserve">obtain the final Lloyd’s/RDS template and agreed destination cells; these are calculation reports, not completed submission forms.</w:t>
-      </w:r>
-    </w:p>
+        <w:t xml:space="preserve">Still needed:</w:t>
+      </w:r>
+      <w:r>
+        <w:t xml:space="preserve"> </w:t>
+      </w:r>
+      <w:r>
+        <w:t xml:space="preserve">the final Lloyd’s submission template and destination cells.</w:t>
+      </w:r>
+    </w:p>
+    <w:bookmarkEnd w:id="13"/>
     <w:bookmarkEnd w:id="14"/>
-    <w:bookmarkEnd w:id="15"/>
     <w:sectPr>
       <w:footnotePr>
         <w:numRestart w:val="eachSect"/>
@@ -1022,36 +877,6 @@
     </w:lvlOverride>
   </w:num>
   <w:num w:numId="1005">
-    <w:abstractNumId w:val="99411"/>
-    <w:lvlOverride w:ilvl="0">
-      <w:startOverride w:val="1"/>
-    </w:lvlOverride>
-    <w:lvlOverride w:ilvl="1">
-      <w:startOverride w:val="1"/>
-    </w:lvlOverride>
-    <w:lvlOverride w:ilvl="2">
-      <w:startOverride w:val="1"/>
-    </w:lvlOverride>
-    <w:lvlOverride w:ilvl="3">
-      <w:startOverride w:val="1"/>
-    </w:lvlOverride>
-    <w:lvlOverride w:ilvl="4">
-      <w:startOverride w:val="1"/>
-    </w:lvlOverride>
-    <w:lvlOverride w:ilvl="5">
-      <w:startOverride w:val="1"/>
-    </w:lvlOverride>
-    <w:lvlOverride w:ilvl="6">
-      <w:startOverride w:val="1"/>
-    </w:lvlOverride>
-    <w:lvlOverride w:ilvl="7">
-      <w:startOverride w:val="1"/>
-    </w:lvlOverride>
-    <w:lvlOverride w:ilvl="8">
-      <w:startOverride w:val="1"/>
-    </w:lvlOverride>
-  </w:num>
-  <w:num w:numId="1006">
     <w:abstractNumId w:val="99411"/>
     <w:lvlOverride w:ilvl="0">
       <w:startOverride w:val="1"/>
